--- a/PRT661 - DSP - A1.docx
+++ b/PRT661 - DSP - A1.docx
@@ -188,47 +188,7 @@
           </w:tcPr>
           <w:p>
             <w:r>
-              <w:t xml:space="preserve">Python, </w:t>
-            </w:r>
-            <w:proofErr w:type="spellStart"/>
-            <w:r>
-              <w:t>DuckDB</w:t>
-            </w:r>
-            <w:proofErr w:type="spellEnd"/>
-            <w:r>
-              <w:t xml:space="preserve">, </w:t>
-            </w:r>
-            <w:proofErr w:type="spellStart"/>
-            <w:r>
-              <w:t>MinIO</w:t>
-            </w:r>
-            <w:proofErr w:type="spellEnd"/>
-            <w:r>
-              <w:t xml:space="preserve">, scikit-learn, </w:t>
-            </w:r>
-            <w:proofErr w:type="spellStart"/>
-            <w:r>
-              <w:t>XGBoost</w:t>
-            </w:r>
-            <w:proofErr w:type="spellEnd"/>
-            <w:r>
-              <w:t xml:space="preserve">, </w:t>
-            </w:r>
-            <w:proofErr w:type="spellStart"/>
-            <w:r>
-              <w:t>LightGBM</w:t>
-            </w:r>
-            <w:proofErr w:type="spellEnd"/>
-            <w:r>
-              <w:t xml:space="preserve">, </w:t>
-            </w:r>
-            <w:proofErr w:type="spellStart"/>
-            <w:r>
-              <w:t>Plotly</w:t>
-            </w:r>
-            <w:proofErr w:type="spellEnd"/>
-            <w:r>
-              <w:t xml:space="preserve"> Dash, Apache Airflow</w:t>
+              <w:t>Python, DuckDB, MinIO, scikit-learn, XGBoost, LightGBM, Plotly Dash, Apache Airflow</w:t>
             </w:r>
           </w:p>
         </w:tc>
@@ -248,6 +208,7 @@
     <w:p>
       <w:pPr>
         <w:pStyle w:val="Heading1"/>
+        <w:jc w:val="both"/>
       </w:pPr>
       <w:bookmarkStart w:id="0" w:name="_Toc236939934"/>
       <w:r>
@@ -262,81 +223,2564 @@
       </w:r>
     </w:p>
     <w:p>
-      <w:proofErr w:type="spellStart"/>
-      <w:r>
-        <w:t>Lambelho</w:t>
-      </w:r>
-      <w:proofErr w:type="spellEnd"/>
-      <w:r>
-        <w:t xml:space="preserve"> et al. (2020) present evidence of machine-learning models outperforming simple scheduling heuristics for predicting delay/cancellation with carrier </w:t>
-      </w:r>
-      <w:proofErr w:type="spellStart"/>
-      <w:r>
-        <w:t>behaviour</w:t>
-      </w:r>
-      <w:proofErr w:type="spellEnd"/>
-      <w:r>
-        <w:t xml:space="preserve"> and contextual features; and that gradient-boosting ensembles (</w:t>
-      </w:r>
-      <w:proofErr w:type="spellStart"/>
-      <w:r>
-        <w:t>XGBoost</w:t>
-      </w:r>
-      <w:proofErr w:type="spellEnd"/>
-      <w:r>
-        <w:t xml:space="preserve">, </w:t>
-      </w:r>
-      <w:proofErr w:type="spellStart"/>
-      <w:r>
-        <w:t>LightGBM</w:t>
-      </w:r>
-      <w:proofErr w:type="spellEnd"/>
-      <w:r>
-        <w:t xml:space="preserve">, </w:t>
-      </w:r>
-      <w:proofErr w:type="spellStart"/>
-      <w:r>
-        <w:t>CatBoost</w:t>
-      </w:r>
-      <w:proofErr w:type="spellEnd"/>
-      <w:r>
-        <w:t>) with weather features can achieve strong accuracy on large-scale aviation datasets, as demonstrated in Dai (2024). This project brings these results into practice in the form of a reproducible, open-source pipeline.</w:t>
-      </w:r>
-    </w:p>
-    <w:p>
-      <w:r>
-        <w:t xml:space="preserve">Objectives: acquire, clean and merge BTS flight records, NOAA weather and airport metadata (2018–2023); perform EDA on BTS flight delay patterns across carriers, airports, routes, seasons, and NOAA weather; prepare temporal and contextual predictive features; train and test classifiers (Logistic Regression, Random Forest, </w:t>
-      </w:r>
-      <w:proofErr w:type="spellStart"/>
-      <w:r>
-        <w:t>XGBoost</w:t>
-      </w:r>
-      <w:proofErr w:type="spellEnd"/>
-      <w:r>
-        <w:t xml:space="preserve">, </w:t>
-      </w:r>
-      <w:proofErr w:type="spellStart"/>
-      <w:r>
-        <w:t>LightGBM</w:t>
-      </w:r>
-      <w:proofErr w:type="spellEnd"/>
-      <w:r>
-        <w:t>) for binary prediction delay or not; create a regression sub-model forecasting duration of delay in minutes; provide the results through an operational dashboard; and apply ethical, privacy-aware, and reproducible practice throughout.</w:t>
-      </w:r>
-    </w:p>
-    <w:p>
-      <w:r>
-        <w:t xml:space="preserve">This is a Data Science </w:t>
-      </w:r>
-      <w:proofErr w:type="spellStart"/>
-      <w:r>
-        <w:t>endeavour</w:t>
-      </w:r>
-      <w:proofErr w:type="spellEnd"/>
-      <w:r>
-        <w:t>, not just a Data wrangling/ML exercise, everything from acquiring and storing data, to wrangling, exploring, modelling, to decision-oriented visualization. The decision that is supported is well-specified and measurable: will this flight depart on time, and if not, about how many minutes late will it be?</w:t>
-      </w:r>
-    </w:p>
+      <w:r>
+        <w:t>Lambelho et al. (2020) present evidence of machine-learning models outperforming simple scheduling heuristics for predicting delay/cancellation with carrier behaviour and contextual features; and that gradient-boosting ensembles (XGBoost, LightGBM, CatBoost) with weather features can achieve strong accuracy on large-scale aviation datasets, as demonstrated in Dai (2024). This project brings these results into practice in the form of a reproducible, open-source pipeline.</w:t>
+      </w:r>
+    </w:p>
+    <w:p>
+      <w:r>
+        <w:t>Objectives: acquire, clean and merge BTS flight records, NOAA weather and airport metadata (2018–2023); perform EDA on BTS flight delay patterns across carriers, airports, routes, seasons, and NOAA weather; prepare temporal and contextual predictive features; train and test classifiers (Logistic Regression, Random Forest, XGBoost, LightGBM) for binary prediction delay or not; create a regression sub-model forecasting duration of delay in minutes; provide the results through an operational dashboard; and apply ethical, privacy-aware, and reproducible practice throughout.</w:t>
+      </w:r>
+    </w:p>
+    <w:p>
+      <w:r>
+        <w:t>This is a Data Science endeavour, not just a Data wrangling/ML exercise, everything from acquiring and storing data, to wrangling, exploring, modelling, to decision-oriented visualization. The decision that is supported is well-specified and measurable: will this flight depart on time, and if not, about how many minutes late will it be?</w:t>
+      </w:r>
+    </w:p>
+    <w:p/>
+    <w:p>
+      <w:pPr>
+        <w:pStyle w:val="Heading1"/>
+        <w:jc w:val="both"/>
+      </w:pPr>
+      <w:bookmarkStart w:id="1" w:name="_Toc236939935"/>
+      <w:r>
+        <w:t>2. Theme Justification</w:t>
+      </w:r>
+      <w:bookmarkEnd w:id="1"/>
+    </w:p>
+    <w:p>
+      <w:r>
+        <w:t xml:space="preserve">This project falls into Theme 2 – Predictive Analytics and Forecasting: batch, structured, tabular data for supervised learning. The following six, mandated but often overlooked, </w:t>
+      </w:r>
+      <w:r>
+        <w:lastRenderedPageBreak/>
+        <w:t xml:space="preserve">components of a pipeline acquisition, storage, processing, analytics/ML, visualisation and workflow automation are all addressed as well as data-quality assessment, data Five Vs analysis, and dashboard design for stakeholders. </w:t>
+      </w:r>
+    </w:p>
+    <w:p>
+      <w:pPr>
+        <w:pStyle w:val="Heading1"/>
+        <w:jc w:val="both"/>
+      </w:pPr>
+      <w:bookmarkStart w:id="2" w:name="_Toc236939936"/>
+      <w:r>
+        <w:t>3. Problem Statement</w:t>
+      </w:r>
+      <w:bookmarkEnd w:id="2"/>
+    </w:p>
+    <w:p>
+      <w:r>
+        <w:t>Real world operations rely on rules-of-thumb based aviation delay prediction that assumes a stochastic weather process, fails to take network interactions between flights into account and is based on an aviation sector information system with considerable heterogeneity across carriers and airports. The research problem is as follows: Can a machine-learning system predict, before departure, whether a flight will be delayed and, if it is, when estimate the duration of the delay based on historical flight performance information that includes the weather at the time of flight, the carrier information, and information about the airports where the flight takes off and lands?</w:t>
+      </w:r>
+    </w:p>
+    <w:p>
+      <w:r>
+        <w:t>The flight delay patterns in the COVID-19 period are materially different from those of the previous years, Faiza and Khalil (2023) demonstrate, leading to temporal validation: this project employs walk-forward cross validation and also does not consider the data for the COVID period (2020–2021) with other normal years. The authors of Li et al. (2024) conclude that the topology of airports, namely the connectivity of a hub and its node centrality are measurable influences for the propagation of delays and thus their graph-derived features, such as node centrality and hub classification, are motivated for use in the feature set.</w:t>
+      </w:r>
+    </w:p>
+    <w:p>
+      <w:pPr>
+        <w:pStyle w:val="Heading2"/>
+        <w:jc w:val="both"/>
+      </w:pPr>
+      <w:bookmarkStart w:id="3" w:name="_Toc236939937"/>
+      <w:r>
+        <w:t>3.1 Target Users and Business Case</w:t>
+      </w:r>
+      <w:bookmarkEnd w:id="3"/>
+    </w:p>
+    <w:p>
+      <w:r>
+        <w:t>While the primary users will be the airline operations control centres and the airport slot coordinators, the secondary users will be the operations, passenger facing apps and the airline revenue management. Even for small delays of a few minutes on a system-wide level, the benefits in recuperated welfare are measured in billions, while on a carrier level the predictive delay intelligence makes pro-active crew reallocation and gate reallocation, and passenger rebooking, possible.</w:t>
+      </w:r>
+    </w:p>
+    <w:p/>
+    <w:p>
+      <w:pPr>
+        <w:pStyle w:val="Heading1"/>
+      </w:pPr>
+      <w:bookmarkStart w:id="4" w:name="_Toc236939938"/>
+      <w:r>
+        <w:t>4. Initial Architecture Diagram</w:t>
+      </w:r>
+      <w:bookmarkEnd w:id="4"/>
+    </w:p>
+    <w:p>
+      <w:r>
+        <w:t>It is built around a batch analytics pipeline in five open-source layers (seen in Figure 1).</w:t>
+      </w:r>
+    </w:p>
+    <w:p>
+      <w:pPr>
+        <w:keepNext/>
+      </w:pPr>
+      <w:r>
+        <w:rPr>
+          <w:noProof/>
+        </w:rPr>
+        <w:lastRenderedPageBreak/>
+        <w:drawing>
+          <wp:inline distT="0" distB="0" distL="0" distR="0" wp14:anchorId="349BBDF1" wp14:editId="55D297D9">
+            <wp:extent cx="5760720" cy="1830926"/>
+            <wp:effectExtent l="0" t="0" r="0" b="635"/>
+            <wp:docPr id="945727530" name="Picture 1"/>
+            <wp:cNvGraphicFramePr>
+              <a:graphicFrameLocks xmlns:a="http://schemas.openxmlformats.org/drawingml/2006/main" noChangeAspect="1"/>
+            </wp:cNvGraphicFramePr>
+            <a:graphic xmlns:a="http://schemas.openxmlformats.org/drawingml/2006/main">
+              <a:graphicData uri="http://schemas.openxmlformats.org/drawingml/2006/picture">
+                <pic:pic xmlns:pic="http://schemas.openxmlformats.org/drawingml/2006/picture">
+                  <pic:nvPicPr>
+                    <pic:cNvPr id="945727530" name="Picture 945727530"/>
+                    <pic:cNvPicPr/>
+                  </pic:nvPicPr>
+                  <pic:blipFill>
+                    <a:blip r:embed="rId4"/>
+                    <a:stretch>
+                      <a:fillRect/>
+                    </a:stretch>
+                  </pic:blipFill>
+                  <pic:spPr>
+                    <a:xfrm>
+                      <a:off x="0" y="0"/>
+                      <a:ext cx="5760720" cy="1830926"/>
+                    </a:xfrm>
+                    <a:prstGeom prst="rect">
+                      <a:avLst/>
+                    </a:prstGeom>
+                  </pic:spPr>
+                </pic:pic>
+              </a:graphicData>
+            </a:graphic>
+          </wp:inline>
+        </w:drawing>
+      </w:r>
+    </w:p>
+    <w:p>
+      <w:pPr>
+        <w:pStyle w:val="Caption"/>
+      </w:pPr>
+      <w:r>
+        <w:t xml:space="preserve">Figure </w:t>
+      </w:r>
+      <w:r>
+        <w:fldChar w:fldCharType="begin"/>
+      </w:r>
+      <w:r>
+        <w:instrText xml:space="preserve"> SEQ Figure \* ARABIC </w:instrText>
+      </w:r>
+      <w:r>
+        <w:fldChar w:fldCharType="separate"/>
+      </w:r>
+      <w:r>
+        <w:rPr>
+          <w:noProof/>
+        </w:rPr>
+        <w:t>1</w:t>
+      </w:r>
+      <w:r>
+        <w:rPr>
+          <w:noProof/>
+        </w:rPr>
+        <w:fldChar w:fldCharType="end"/>
+      </w:r>
+      <w:r>
+        <w:t>: Five-Layer Open-Source Batch Analytics Architecture</w:t>
+      </w:r>
+    </w:p>
+    <w:p>
+      <w:r>
+        <w:t xml:space="preserve">The data flow is: BTS/NOAA sources to Python ingestion to MinIO raw zone to DuckDB processing to Parquet feature store to ML pipeline to Plotly Dash dashboard. The full history of all transformations is recorded in a data lineage document and uploaded onto GitHub, based on the work and suggestions of Stoudt et al. (2024) about </w:t>
+      </w:r>
+      <w:r>
+        <w:t xml:space="preserve">an </w:t>
+      </w:r>
+      <w:r>
+        <w:t>auditable and responsible data science workflow.</w:t>
+      </w:r>
+    </w:p>
+    <w:p>
+      <w:pPr>
+        <w:pStyle w:val="Heading1"/>
+      </w:pPr>
+      <w:bookmarkStart w:id="5" w:name="_Toc236939939"/>
+      <w:r>
+        <w:t>5. Workflow Plan</w:t>
+      </w:r>
+      <w:bookmarkEnd w:id="5"/>
+    </w:p>
+    <w:p>
+      <w:r>
+        <w:t>The project is broken down into four sprints that correspond to the assessment calendar, and planning, review, and retrospective ceremonies are conducted every two weeks and recorded in Microsoft Teams and tracked on Jira.</w:t>
+      </w:r>
+    </w:p>
+    <w:p>
+      <w:pPr>
+        <w:pStyle w:val="Caption"/>
+        <w:keepNext/>
+      </w:pPr>
+      <w:r>
+        <w:t xml:space="preserve">Table </w:t>
+      </w:r>
+      <w:r>
+        <w:fldChar w:fldCharType="begin"/>
+      </w:r>
+      <w:r>
+        <w:instrText xml:space="preserve"> SEQ Table \* ARABIC </w:instrText>
+      </w:r>
+      <w:r>
+        <w:fldChar w:fldCharType="separate"/>
+      </w:r>
+      <w:r>
+        <w:rPr>
+          <w:noProof/>
+        </w:rPr>
+        <w:t>1</w:t>
+      </w:r>
+      <w:r>
+        <w:rPr>
+          <w:noProof/>
+        </w:rPr>
+        <w:fldChar w:fldCharType="end"/>
+      </w:r>
+      <w:r>
+        <w:t xml:space="preserve">: </w:t>
+      </w:r>
+      <w:r>
+        <w:t>Sprint workflow aligned with PRT661 assessment calendar.</w:t>
+      </w:r>
+    </w:p>
+    <w:tbl>
+      <w:tblPr>
+        <w:tblStyle w:val="TableGrid"/>
+        <w:tblW w:w="0" w:type="auto"/>
+        <w:tblLook w:val="04A0" w:firstRow="1" w:lastRow="0" w:firstColumn="1" w:lastColumn="0" w:noHBand="0" w:noVBand="1"/>
+      </w:tblPr>
+      <w:tblGrid>
+        <w:gridCol w:w="754"/>
+        <w:gridCol w:w="815"/>
+        <w:gridCol w:w="5380"/>
+        <w:gridCol w:w="2067"/>
+      </w:tblGrid>
+      <w:tr>
+        <w:tc>
+          <w:tcPr>
+            <w:tcW w:w="0" w:type="auto"/>
+          </w:tcPr>
+          <w:p>
+            <w:r>
+              <w:t>Sprint</w:t>
+            </w:r>
+          </w:p>
+        </w:tc>
+        <w:tc>
+          <w:tcPr>
+            <w:tcW w:w="0" w:type="auto"/>
+          </w:tcPr>
+          <w:p>
+            <w:r>
+              <w:t>Weeks</w:t>
+            </w:r>
+          </w:p>
+        </w:tc>
+        <w:tc>
+          <w:tcPr>
+            <w:tcW w:w="0" w:type="auto"/>
+          </w:tcPr>
+          <w:p>
+            <w:r>
+              <w:t>Key Activities</w:t>
+            </w:r>
+          </w:p>
+        </w:tc>
+        <w:tc>
+          <w:tcPr>
+            <w:tcW w:w="0" w:type="auto"/>
+          </w:tcPr>
+          <w:p>
+            <w:r>
+              <w:t>Deliverable</w:t>
+            </w:r>
+          </w:p>
+        </w:tc>
+      </w:tr>
+      <w:tr>
+        <w:tc>
+          <w:tcPr>
+            <w:tcW w:w="0" w:type="auto"/>
+          </w:tcPr>
+          <w:p>
+            <w:r>
+              <w:t>1</w:t>
+            </w:r>
+          </w:p>
+        </w:tc>
+        <w:tc>
+          <w:tcPr>
+            <w:tcW w:w="0" w:type="auto"/>
+          </w:tcPr>
+          <w:p>
+            <w:r>
+              <w:t>1–3</w:t>
+            </w:r>
+          </w:p>
+        </w:tc>
+        <w:tc>
+          <w:tcPr>
+            <w:tcW w:w="0" w:type="auto"/>
+          </w:tcPr>
+          <w:p>
+            <w:r>
+              <w:t>Dataset audit; repo/Jira setup; EDA kick-off; initial architecture</w:t>
+            </w:r>
+          </w:p>
+        </w:tc>
+        <w:tc>
+          <w:tcPr>
+            <w:tcW w:w="0" w:type="auto"/>
+          </w:tcPr>
+          <w:p>
+            <w:r>
+              <w:t>Assessment 1 Proposal</w:t>
+            </w:r>
+          </w:p>
+        </w:tc>
+      </w:tr>
+      <w:tr>
+        <w:tc>
+          <w:tcPr>
+            <w:tcW w:w="0" w:type="auto"/>
+          </w:tcPr>
+          <w:p>
+            <w:r>
+              <w:t>2</w:t>
+            </w:r>
+          </w:p>
+        </w:tc>
+        <w:tc>
+          <w:tcPr>
+            <w:tcW w:w="0" w:type="auto"/>
+          </w:tcPr>
+          <w:p>
+            <w:r>
+              <w:t>4–7</w:t>
+            </w:r>
+          </w:p>
+        </w:tc>
+        <w:tc>
+          <w:tcPr>
+            <w:tcW w:w="0" w:type="auto"/>
+          </w:tcPr>
+          <w:p>
+            <w:r>
+              <w:t>Cleaning pipeline; feature engineering; baseline models; Airflow DAG; MinIO config</w:t>
+            </w:r>
+          </w:p>
+        </w:tc>
+        <w:tc>
+          <w:tcPr>
+            <w:tcW w:w="0" w:type="auto"/>
+          </w:tcPr>
+          <w:p>
+            <w:r>
+              <w:t>Assessment 2 Progress Report</w:t>
+            </w:r>
+          </w:p>
+        </w:tc>
+      </w:tr>
+      <w:tr>
+        <w:tc>
+          <w:tcPr>
+            <w:tcW w:w="0" w:type="auto"/>
+          </w:tcPr>
+          <w:p>
+            <w:r>
+              <w:t>3</w:t>
+            </w:r>
+          </w:p>
+        </w:tc>
+        <w:tc>
+          <w:tcPr>
+            <w:tcW w:w="0" w:type="auto"/>
+          </w:tcPr>
+          <w:p>
+            <w:r>
+              <w:t>8–11</w:t>
+            </w:r>
+          </w:p>
+        </w:tc>
+        <w:tc>
+          <w:tcPr>
+            <w:tcW w:w="0" w:type="auto"/>
+          </w:tcPr>
+          <w:p>
+            <w:r>
+              <w:t>XGBoost/LightGBM/RF; Optuna HPO; SHAP; fairness check; SMOTE; dashboard prototype</w:t>
+            </w:r>
+          </w:p>
+        </w:tc>
+        <w:tc>
+          <w:tcPr>
+            <w:tcW w:w="0" w:type="auto"/>
+          </w:tcPr>
+          <w:p>
+            <w:r>
+              <w:t>Assessment 3 Presentation</w:t>
+            </w:r>
+          </w:p>
+        </w:tc>
+      </w:tr>
+      <w:tr>
+        <w:tc>
+          <w:tcPr>
+            <w:tcW w:w="0" w:type="auto"/>
+          </w:tcPr>
+          <w:p>
+            <w:r>
+              <w:t>4</w:t>
+            </w:r>
+          </w:p>
+        </w:tc>
+        <w:tc>
+          <w:tcPr>
+            <w:tcW w:w="0" w:type="auto"/>
+          </w:tcPr>
+          <w:p>
+            <w:r>
+              <w:t>12–14</w:t>
+            </w:r>
+          </w:p>
+        </w:tc>
+        <w:tc>
+          <w:tcPr>
+            <w:tcW w:w="0" w:type="auto"/>
+          </w:tcPr>
+          <w:p>
+            <w:r>
+              <w:t>Dashboard finalisation; automated reporting; ethics review; lineage docs; README</w:t>
+            </w:r>
+          </w:p>
+        </w:tc>
+        <w:tc>
+          <w:tcPr>
+            <w:tcW w:w="0" w:type="auto"/>
+          </w:tcPr>
+          <w:p>
+            <w:pPr>
+              <w:keepNext/>
+            </w:pPr>
+            <w:r>
+              <w:t>Assessment 4 Final Report</w:t>
+            </w:r>
+          </w:p>
+        </w:tc>
+      </w:tr>
+    </w:tbl>
+    <w:p>
+      <w:pPr>
+        <w:pStyle w:val="Heading1"/>
+      </w:pPr>
+      <w:bookmarkStart w:id="6" w:name="_Toc236939940"/>
+      <w:r>
+        <w:lastRenderedPageBreak/>
+        <w:t>6. Dataset Selection and Data Characteristics</w:t>
+      </w:r>
+      <w:bookmarkEnd w:id="6"/>
+    </w:p>
+    <w:p>
+      <w:pPr>
+        <w:pStyle w:val="Heading2"/>
+      </w:pPr>
+      <w:bookmarkStart w:id="7" w:name="_Toc236939941"/>
+      <w:r>
+        <w:t>6.1 Primary Dataset</w:t>
+      </w:r>
+      <w:bookmarkEnd w:id="7"/>
+    </w:p>
+    <w:p>
+      <w:r>
+        <w:t xml:space="preserve">The key data source is the U.S. DOT Bureau of Transportation Statistics (BTS) Airline On-Time Performance Dataset (transtats.bts.gov) that includes scheduled/actual times, delay minutes by cause, origin/destination, tail numbers, and distance for air transportation within the United States. The extract from 2018–2023 has about 36 million records in 18 carriers and 373 airports (~12 GB CSV; ~2.5 GB in Parquet format). Weather and geographic/hub additional data </w:t>
+      </w:r>
+      <w:r>
+        <w:t>are</w:t>
+      </w:r>
+      <w:r>
+        <w:t xml:space="preserve"> provided by NOAA GHCN-Daily weather and the OpenFlights airport database.</w:t>
+      </w:r>
+    </w:p>
+    <w:p>
+      <w:pPr>
+        <w:rPr>
+          <w:b/>
+          <w:bCs/>
+        </w:rPr>
+      </w:pPr>
+      <w:r>
+        <w:rPr>
+          <w:b/>
+          <w:bCs/>
+        </w:rPr>
+        <w:t xml:space="preserve">Primary Dataset: </w:t>
+      </w:r>
+    </w:p>
+    <w:p>
+      <w:r>
+        <w:t>BTS Airline On-Time Performance Dataset</w:t>
+      </w:r>
+    </w:p>
+    <w:p>
+      <w:hyperlink r:id="rId5" w:history="1">
+        <w:r>
+          <w:rPr>
+            <w:rStyle w:val="Hyperlink"/>
+          </w:rPr>
+          <w:t>https://www.transtats.bts.gov</w:t>
+        </w:r>
+      </w:hyperlink>
+    </w:p>
+    <w:p>
+      <w:pPr>
+        <w:rPr>
+          <w:b/>
+          <w:bCs/>
+        </w:rPr>
+      </w:pPr>
+      <w:r>
+        <w:rPr>
+          <w:b/>
+          <w:bCs/>
+        </w:rPr>
+        <w:t xml:space="preserve">Supplementary </w:t>
+      </w:r>
+    </w:p>
+    <w:p>
+      <w:r>
+        <w:t>NOAA GHCN-Daily weather</w:t>
+      </w:r>
+    </w:p>
+    <w:p>
+      <w:hyperlink r:id="rId6" w:history="1">
+        <w:r>
+          <w:rPr>
+            <w:rStyle w:val="Hyperlink"/>
+          </w:rPr>
+          <w:t>https://www.ncei.noaa.gov/products/land-based-station/global-historical-climatology-network-daily</w:t>
+        </w:r>
+      </w:hyperlink>
+    </w:p>
+    <w:p>
+      <w:r>
+        <w:t>OpenFlights airport metadata</w:t>
+      </w:r>
+    </w:p>
+    <w:p>
+      <w:hyperlink r:id="rId7" w:history="1">
+        <w:r>
+          <w:rPr>
+            <w:rStyle w:val="Hyperlink"/>
+          </w:rPr>
+          <w:t>https://openflights.org/data.php</w:t>
+        </w:r>
+      </w:hyperlink>
+    </w:p>
+    <w:p>
+      <w:pPr>
+        <w:pStyle w:val="Heading2"/>
+      </w:pPr>
+      <w:bookmarkStart w:id="8" w:name="_Toc236939942"/>
+      <w:r>
+        <w:t>6.2 Five Vs Analysis</w:t>
+      </w:r>
+      <w:bookmarkEnd w:id="8"/>
+    </w:p>
+    <w:p>
+      <w:pPr>
+        <w:pStyle w:val="Caption"/>
+        <w:keepNext/>
+      </w:pPr>
+      <w:r>
+        <w:t xml:space="preserve">Table </w:t>
+      </w:r>
+      <w:r>
+        <w:fldChar w:fldCharType="begin"/>
+      </w:r>
+      <w:r>
+        <w:instrText xml:space="preserve"> SEQ Table \* ARABIC </w:instrText>
+      </w:r>
+      <w:r>
+        <w:fldChar w:fldCharType="separate"/>
+      </w:r>
+      <w:r>
+        <w:rPr>
+          <w:noProof/>
+        </w:rPr>
+        <w:t>2</w:t>
+      </w:r>
+      <w:r>
+        <w:rPr>
+          <w:noProof/>
+        </w:rPr>
+        <w:fldChar w:fldCharType="end"/>
+      </w:r>
+      <w:r>
+        <w:t xml:space="preserve">: </w:t>
+      </w:r>
+      <w:r>
+        <w:t>Five Vs analysis of the flight delay prediction dataset.</w:t>
+      </w:r>
+    </w:p>
+    <w:tbl>
+      <w:tblPr>
+        <w:tblStyle w:val="TableGrid"/>
+        <w:tblW w:w="0" w:type="auto"/>
+        <w:tblLook w:val="04A0" w:firstRow="1" w:lastRow="0" w:firstColumn="1" w:lastColumn="0" w:noHBand="0" w:noVBand="1"/>
+      </w:tblPr>
+      <w:tblGrid>
+        <w:gridCol w:w="1182"/>
+        <w:gridCol w:w="7834"/>
+      </w:tblGrid>
+      <w:tr>
+        <w:tc>
+          <w:tcPr>
+            <w:tcW w:w="0" w:type="auto"/>
+          </w:tcPr>
+          <w:p>
+            <w:r>
+              <w:t>Dimension</w:t>
+            </w:r>
+          </w:p>
+        </w:tc>
+        <w:tc>
+          <w:tcPr>
+            <w:tcW w:w="0" w:type="auto"/>
+          </w:tcPr>
+          <w:p>
+            <w:r>
+              <w:t>Assessment and Architectural Implication</w:t>
+            </w:r>
+          </w:p>
+        </w:tc>
+      </w:tr>
+      <w:tr>
+        <w:tc>
+          <w:tcPr>
+            <w:tcW w:w="0" w:type="auto"/>
+          </w:tcPr>
+          <w:p>
+            <w:r>
+              <w:t>Volume</w:t>
+            </w:r>
+          </w:p>
+        </w:tc>
+        <w:tc>
+          <w:tcPr>
+            <w:tcW w:w="0" w:type="auto"/>
+          </w:tcPr>
+          <w:p>
+            <w:r>
+              <w:t xml:space="preserve">~36M records / ~12 GB CSV </w:t>
+            </w:r>
+            <w:r>
+              <w:t>to</w:t>
+            </w:r>
+            <w:r>
+              <w:t xml:space="preserve"> ~2.5 GB Parquet; DuckDB in-process SQL; MinIO three-zone storage.</w:t>
+            </w:r>
+          </w:p>
+        </w:tc>
+      </w:tr>
+      <w:tr>
+        <w:tc>
+          <w:tcPr>
+            <w:tcW w:w="0" w:type="auto"/>
+          </w:tcPr>
+          <w:p>
+            <w:r>
+              <w:t>Velocity</w:t>
+            </w:r>
+          </w:p>
+        </w:tc>
+        <w:tc>
+          <w:tcPr>
+            <w:tcW w:w="0" w:type="auto"/>
+          </w:tcPr>
+          <w:p>
+            <w:r>
+              <w:t>Batch: BTS monthly, NOAA daily via API. No streaming needed; Airflow manages scheduling.</w:t>
+            </w:r>
+          </w:p>
+        </w:tc>
+      </w:tr>
+      <w:tr>
+        <w:tc>
+          <w:tcPr>
+            <w:tcW w:w="0" w:type="auto"/>
+          </w:tcPr>
+          <w:p>
+            <w:r>
+              <w:lastRenderedPageBreak/>
+              <w:t>Variety</w:t>
+            </w:r>
+          </w:p>
+        </w:tc>
+        <w:tc>
+          <w:tcPr>
+            <w:tcW w:w="0" w:type="auto"/>
+          </w:tcPr>
+          <w:p>
+            <w:r>
+              <w:t>Structured CSV, semi-structured JSON (NOAA), relational lookups (OpenFlights) unified via DuckDB.</w:t>
+            </w:r>
+          </w:p>
+        </w:tc>
+      </w:tr>
+      <w:tr>
+        <w:tc>
+          <w:tcPr>
+            <w:tcW w:w="0" w:type="auto"/>
+          </w:tcPr>
+          <w:p>
+            <w:r>
+              <w:t>Veracity</w:t>
+            </w:r>
+          </w:p>
+        </w:tc>
+        <w:tc>
+          <w:tcPr>
+            <w:tcW w:w="0" w:type="auto"/>
+          </w:tcPr>
+          <w:p>
+            <w:r>
+              <w:t>High — mandated federal reporting. ~1.3% missing delay-cause codes; 2020–2021 needs stratification.</w:t>
+            </w:r>
+          </w:p>
+        </w:tc>
+      </w:tr>
+      <w:tr>
+        <w:tc>
+          <w:tcPr>
+            <w:tcW w:w="0" w:type="auto"/>
+          </w:tcPr>
+          <w:p>
+            <w:r>
+              <w:t>Value</w:t>
+            </w:r>
+          </w:p>
+        </w:tc>
+        <w:tc>
+          <w:tcPr>
+            <w:tcW w:w="0" w:type="auto"/>
+          </w:tcPr>
+          <w:p>
+            <w:r>
+              <w:t>Supports delay classification, duration regression, carrier benchmarking, seasonal/airport monitoring.</w:t>
+            </w:r>
+          </w:p>
+        </w:tc>
+      </w:tr>
+    </w:tbl>
+    <w:p/>
+    <w:p>
+      <w:pPr>
+        <w:pStyle w:val="Heading1"/>
+      </w:pPr>
+      <w:bookmarkStart w:id="9" w:name="_Toc236939943"/>
+      <w:r>
+        <w:t>7. Task Allocation and Team Structure</w:t>
+      </w:r>
+      <w:bookmarkEnd w:id="9"/>
+    </w:p>
+    <w:p>
+      <w:r>
+        <w:t>This is because the team adopts a distributed ownership model: each member owns a layer of the pipeline, and is responsible for designing, implementing, documenting (using GitHub/Jira tickets, see Table 3), and testing this layer. Sprint ceremonies are conducted biweekly on Microsoft Teams and each portion of work is backed by individual commit, pulls request and or jira tasks for contribution evidence.</w:t>
+      </w:r>
+    </w:p>
+    <w:p>
+      <w:pPr>
+        <w:pStyle w:val="Caption"/>
+        <w:keepNext/>
+      </w:pPr>
+      <w:r>
+        <w:t xml:space="preserve">Table </w:t>
+      </w:r>
+      <w:r>
+        <w:fldChar w:fldCharType="begin"/>
+      </w:r>
+      <w:r>
+        <w:instrText xml:space="preserve"> SEQ Table \* ARABIC </w:instrText>
+      </w:r>
+      <w:r>
+        <w:fldChar w:fldCharType="separate"/>
+      </w:r>
+      <w:r>
+        <w:rPr>
+          <w:noProof/>
+        </w:rPr>
+        <w:t>3</w:t>
+      </w:r>
+      <w:r>
+        <w:rPr>
+          <w:noProof/>
+        </w:rPr>
+        <w:fldChar w:fldCharType="end"/>
+      </w:r>
+      <w:r>
+        <w:t xml:space="preserve">: </w:t>
+      </w:r>
+      <w:r>
+        <w:t>Team roles and deliverables.</w:t>
+      </w:r>
+    </w:p>
+    <w:tbl>
+      <w:tblPr>
+        <w:tblStyle w:val="TableGrid"/>
+        <w:tblW w:w="0" w:type="auto"/>
+        <w:tblLook w:val="04A0" w:firstRow="1" w:lastRow="0" w:firstColumn="1" w:lastColumn="0" w:noHBand="0" w:noVBand="1"/>
+      </w:tblPr>
+      <w:tblGrid>
+        <w:gridCol w:w="962"/>
+        <w:gridCol w:w="2419"/>
+        <w:gridCol w:w="5635"/>
+      </w:tblGrid>
+      <w:tr>
+        <w:tc>
+          <w:tcPr>
+            <w:tcW w:w="0" w:type="auto"/>
+          </w:tcPr>
+          <w:p>
+            <w:r>
+              <w:t>Member</w:t>
+            </w:r>
+          </w:p>
+        </w:tc>
+        <w:tc>
+          <w:tcPr>
+            <w:tcW w:w="0" w:type="auto"/>
+          </w:tcPr>
+          <w:p>
+            <w:r>
+              <w:t>Role</w:t>
+            </w:r>
+          </w:p>
+        </w:tc>
+        <w:tc>
+          <w:tcPr>
+            <w:tcW w:w="0" w:type="auto"/>
+          </w:tcPr>
+          <w:p>
+            <w:r>
+              <w:t>Deliverables</w:t>
+            </w:r>
+          </w:p>
+        </w:tc>
+      </w:tr>
+      <w:tr>
+        <w:tc>
+          <w:tcPr>
+            <w:tcW w:w="0" w:type="auto"/>
+          </w:tcPr>
+          <w:p>
+            <w:r>
+              <w:t>1</w:t>
+            </w:r>
+          </w:p>
+        </w:tc>
+        <w:tc>
+          <w:tcPr>
+            <w:tcW w:w="0" w:type="auto"/>
+          </w:tcPr>
+          <w:p>
+            <w:r>
+              <w:t>Data Engineer / Pipeline Lead</w:t>
+            </w:r>
+          </w:p>
+        </w:tc>
+        <w:tc>
+          <w:tcPr>
+            <w:tcW w:w="0" w:type="auto"/>
+          </w:tcPr>
+          <w:p>
+            <w:r>
+              <w:t>BTS + NOAA ingestion; MinIO config; Airflow DAG; ETL; data quality audit</w:t>
+            </w:r>
+          </w:p>
+        </w:tc>
+      </w:tr>
+      <w:tr>
+        <w:tc>
+          <w:tcPr>
+            <w:tcW w:w="0" w:type="auto"/>
+          </w:tcPr>
+          <w:p>
+            <w:r>
+              <w:t>2</w:t>
+            </w:r>
+          </w:p>
+        </w:tc>
+        <w:tc>
+          <w:tcPr>
+            <w:tcW w:w="0" w:type="auto"/>
+          </w:tcPr>
+          <w:p>
+            <w:r>
+              <w:t>Data Analyst / EDA Lead</w:t>
+            </w:r>
+          </w:p>
+        </w:tc>
+        <w:tc>
+          <w:tcPr>
+            <w:tcW w:w="0" w:type="auto"/>
+          </w:tcPr>
+          <w:p>
+            <w:r>
+              <w:t>EDA notebooks; delay visualisations; DuckDB SQL analytics</w:t>
+            </w:r>
+          </w:p>
+        </w:tc>
+      </w:tr>
+      <w:tr>
+        <w:tc>
+          <w:tcPr>
+            <w:tcW w:w="0" w:type="auto"/>
+          </w:tcPr>
+          <w:p>
+            <w:r>
+              <w:t>3</w:t>
+            </w:r>
+          </w:p>
+        </w:tc>
+        <w:tc>
+          <w:tcPr>
+            <w:tcW w:w="0" w:type="auto"/>
+          </w:tcPr>
+          <w:p>
+            <w:r>
+              <w:t>ML Engineer</w:t>
+            </w:r>
+          </w:p>
+        </w:tc>
+        <w:tc>
+          <w:tcPr>
+            <w:tcW w:w="0" w:type="auto"/>
+          </w:tcPr>
+          <w:p>
+            <w:r>
+              <w:t>Model training; Optuna HPO; walk-forward CV; SHAP; fairness evaluation</w:t>
+            </w:r>
+          </w:p>
+        </w:tc>
+      </w:tr>
+      <w:tr>
+        <w:tc>
+          <w:tcPr>
+            <w:tcW w:w="0" w:type="auto"/>
+          </w:tcPr>
+          <w:p>
+            <w:r>
+              <w:t>4</w:t>
+            </w:r>
+          </w:p>
+        </w:tc>
+        <w:tc>
+          <w:tcPr>
+            <w:tcW w:w="0" w:type="auto"/>
+          </w:tcPr>
+          <w:p>
+            <w:r>
+              <w:t>Dashboard Developer</w:t>
+            </w:r>
+          </w:p>
+        </w:tc>
+        <w:tc>
+          <w:tcPr>
+            <w:tcW w:w="0" w:type="auto"/>
+          </w:tcPr>
+          <w:p>
+            <w:r>
+              <w:t>Plotly Dash app; prediction UI; performance views; scheduled reports</w:t>
+            </w:r>
+          </w:p>
+        </w:tc>
+      </w:tr>
+      <w:tr>
+        <w:tc>
+          <w:tcPr>
+            <w:tcW w:w="0" w:type="auto"/>
+          </w:tcPr>
+          <w:p>
+            <w:r>
+              <w:t>5</w:t>
+            </w:r>
+          </w:p>
+        </w:tc>
+        <w:tc>
+          <w:tcPr>
+            <w:tcW w:w="0" w:type="auto"/>
+          </w:tcPr>
+          <w:p>
+            <w:r>
+              <w:t>Project Manager / Ethics Lead</w:t>
+            </w:r>
+          </w:p>
+        </w:tc>
+        <w:tc>
+          <w:tcPr>
+            <w:tcW w:w="0" w:type="auto"/>
+          </w:tcPr>
+          <w:p>
+            <w:r>
+              <w:t>Jira management; architecture diagrams; ethics review; README/risk register</w:t>
+            </w:r>
+          </w:p>
+        </w:tc>
+      </w:tr>
+    </w:tbl>
+    <w:p>
+      <w:pPr>
+        <w:pStyle w:val="Heading1"/>
+      </w:pPr>
+      <w:bookmarkStart w:id="10" w:name="_Toc236939944"/>
+      <w:r>
+        <w:lastRenderedPageBreak/>
+        <w:t>8. Initial Risk Analysis</w:t>
+      </w:r>
+      <w:bookmarkEnd w:id="10"/>
+    </w:p>
+    <w:p>
+      <w:pPr>
+        <w:pStyle w:val="Caption"/>
+        <w:keepNext/>
+      </w:pPr>
+      <w:r>
+        <w:t xml:space="preserve">Table </w:t>
+      </w:r>
+      <w:r>
+        <w:fldChar w:fldCharType="begin"/>
+      </w:r>
+      <w:r>
+        <w:instrText xml:space="preserve"> SEQ Table \* ARABIC </w:instrText>
+      </w:r>
+      <w:r>
+        <w:fldChar w:fldCharType="separate"/>
+      </w:r>
+      <w:r>
+        <w:rPr>
+          <w:noProof/>
+        </w:rPr>
+        <w:t>4</w:t>
+      </w:r>
+      <w:r>
+        <w:rPr>
+          <w:noProof/>
+        </w:rPr>
+        <w:fldChar w:fldCharType="end"/>
+      </w:r>
+      <w:r>
+        <w:t xml:space="preserve">: </w:t>
+      </w:r>
+      <w:r>
+        <w:t>Risk register with likelihood, impact, and mitigation strategies.</w:t>
+      </w:r>
+    </w:p>
+    <w:tbl>
+      <w:tblPr>
+        <w:tblStyle w:val="TableGrid"/>
+        <w:tblW w:w="0" w:type="auto"/>
+        <w:tblLook w:val="04A0" w:firstRow="1" w:lastRow="0" w:firstColumn="1" w:lastColumn="0" w:noHBand="0" w:noVBand="1"/>
+      </w:tblPr>
+      <w:tblGrid>
+        <w:gridCol w:w="2964"/>
+        <w:gridCol w:w="1182"/>
+        <w:gridCol w:w="962"/>
+        <w:gridCol w:w="3908"/>
+      </w:tblGrid>
+      <w:tr>
+        <w:tc>
+          <w:tcPr>
+            <w:tcW w:w="0" w:type="auto"/>
+          </w:tcPr>
+          <w:p>
+            <w:r>
+              <w:t>Risk</w:t>
+            </w:r>
+          </w:p>
+        </w:tc>
+        <w:tc>
+          <w:tcPr>
+            <w:tcW w:w="0" w:type="auto"/>
+          </w:tcPr>
+          <w:p>
+            <w:r>
+              <w:t>Likelihood</w:t>
+            </w:r>
+          </w:p>
+        </w:tc>
+        <w:tc>
+          <w:tcPr>
+            <w:tcW w:w="0" w:type="auto"/>
+          </w:tcPr>
+          <w:p>
+            <w:r>
+              <w:t>Impact</w:t>
+            </w:r>
+          </w:p>
+        </w:tc>
+        <w:tc>
+          <w:tcPr>
+            <w:tcW w:w="0" w:type="auto"/>
+          </w:tcPr>
+          <w:p>
+            <w:r>
+              <w:t>Mitigation</w:t>
+            </w:r>
+          </w:p>
+        </w:tc>
+      </w:tr>
+      <w:tr>
+        <w:tc>
+          <w:tcPr>
+            <w:tcW w:w="0" w:type="auto"/>
+          </w:tcPr>
+          <w:p>
+            <w:r>
+              <w:t>Dataset size exceeds local memory</w:t>
+            </w:r>
+          </w:p>
+        </w:tc>
+        <w:tc>
+          <w:tcPr>
+            <w:tcW w:w="0" w:type="auto"/>
+          </w:tcPr>
+          <w:p>
+            <w:r>
+              <w:t>High</w:t>
+            </w:r>
+          </w:p>
+        </w:tc>
+        <w:tc>
+          <w:tcPr>
+            <w:tcW w:w="0" w:type="auto"/>
+          </w:tcPr>
+          <w:p>
+            <w:r>
+              <w:t>Medium</w:t>
+            </w:r>
+          </w:p>
+        </w:tc>
+        <w:tc>
+          <w:tcPr>
+            <w:tcW w:w="0" w:type="auto"/>
+          </w:tcPr>
+          <w:p>
+            <w:r>
+              <w:t>Parquet + DuckDB; prototype on 2022–2023 subset</w:t>
+            </w:r>
+          </w:p>
+        </w:tc>
+      </w:tr>
+      <w:tr>
+        <w:tc>
+          <w:tcPr>
+            <w:tcW w:w="0" w:type="auto"/>
+          </w:tcPr>
+          <w:p>
+            <w:r>
+              <w:t>COVID-19 period causes distribution shift</w:t>
+            </w:r>
+          </w:p>
+        </w:tc>
+        <w:tc>
+          <w:tcPr>
+            <w:tcW w:w="0" w:type="auto"/>
+          </w:tcPr>
+          <w:p>
+            <w:r>
+              <w:t>High</w:t>
+            </w:r>
+          </w:p>
+        </w:tc>
+        <w:tc>
+          <w:tcPr>
+            <w:tcW w:w="0" w:type="auto"/>
+          </w:tcPr>
+          <w:p>
+            <w:r>
+              <w:t>High</w:t>
+            </w:r>
+          </w:p>
+        </w:tc>
+        <w:tc>
+          <w:tcPr>
+            <w:tcW w:w="0" w:type="auto"/>
+          </w:tcPr>
+          <w:p>
+            <w:r>
+              <w:t>Temporal stratification; walk-forward CV</w:t>
+            </w:r>
+          </w:p>
+        </w:tc>
+      </w:tr>
+      <w:tr>
+        <w:tc>
+          <w:tcPr>
+            <w:tcW w:w="0" w:type="auto"/>
+          </w:tcPr>
+          <w:p>
+            <w:r>
+              <w:t>Class imbalance (~80/20) biases classifier</w:t>
+            </w:r>
+          </w:p>
+        </w:tc>
+        <w:tc>
+          <w:tcPr>
+            <w:tcW w:w="0" w:type="auto"/>
+          </w:tcPr>
+          <w:p>
+            <w:r>
+              <w:t>Certain</w:t>
+            </w:r>
+          </w:p>
+        </w:tc>
+        <w:tc>
+          <w:tcPr>
+            <w:tcW w:w="0" w:type="auto"/>
+          </w:tcPr>
+          <w:p>
+            <w:r>
+              <w:t>High</w:t>
+            </w:r>
+          </w:p>
+        </w:tc>
+        <w:tc>
+          <w:tcPr>
+            <w:tcW w:w="0" w:type="auto"/>
+          </w:tcPr>
+          <w:p>
+            <w:r>
+              <w:t>SMOTE/class weighting; evaluate via AUC-ROC/F1</w:t>
+            </w:r>
+          </w:p>
+        </w:tc>
+      </w:tr>
+      <w:tr>
+        <w:tc>
+          <w:tcPr>
+            <w:tcW w:w="0" w:type="auto"/>
+          </w:tcPr>
+          <w:p>
+            <w:r>
+              <w:t>NOAA API rate limits or outages</w:t>
+            </w:r>
+          </w:p>
+        </w:tc>
+        <w:tc>
+          <w:tcPr>
+            <w:tcW w:w="0" w:type="auto"/>
+          </w:tcPr>
+          <w:p>
+            <w:r>
+              <w:t>Medium</w:t>
+            </w:r>
+          </w:p>
+        </w:tc>
+        <w:tc>
+          <w:tcPr>
+            <w:tcW w:w="0" w:type="auto"/>
+          </w:tcPr>
+          <w:p>
+            <w:r>
+              <w:t>Medium</w:t>
+            </w:r>
+          </w:p>
+        </w:tc>
+        <w:tc>
+          <w:tcPr>
+            <w:tcW w:w="0" w:type="auto"/>
+          </w:tcPr>
+          <w:p>
+            <w:r>
+              <w:t>Cache responses; fallback to NOAA bulk FTP files</w:t>
+            </w:r>
+          </w:p>
+        </w:tc>
+      </w:tr>
+      <w:tr>
+        <w:tc>
+          <w:tcPr>
+            <w:tcW w:w="0" w:type="auto"/>
+          </w:tcPr>
+          <w:p>
+            <w:r>
+              <w:t>Team member non-participation</w:t>
+            </w:r>
+          </w:p>
+        </w:tc>
+        <w:tc>
+          <w:tcPr>
+            <w:tcW w:w="0" w:type="auto"/>
+          </w:tcPr>
+          <w:p>
+            <w:r>
+              <w:t>Medium</w:t>
+            </w:r>
+          </w:p>
+        </w:tc>
+        <w:tc>
+          <w:tcPr>
+            <w:tcW w:w="0" w:type="auto"/>
+          </w:tcPr>
+          <w:p>
+            <w:r>
+              <w:t>High</w:t>
+            </w:r>
+          </w:p>
+        </w:tc>
+        <w:tc>
+          <w:tcPr>
+            <w:tcW w:w="0" w:type="auto"/>
+          </w:tcPr>
+          <w:p>
+            <w:r>
+              <w:t>GitHub commit evidence; redistribute tasks per sprint</w:t>
+            </w:r>
+          </w:p>
+        </w:tc>
+      </w:tr>
+      <w:tr>
+        <w:tc>
+          <w:tcPr>
+            <w:tcW w:w="0" w:type="auto"/>
+          </w:tcPr>
+          <w:p>
+            <w:r>
+              <w:t>Scope creep into real-time streaming</w:t>
+            </w:r>
+          </w:p>
+        </w:tc>
+        <w:tc>
+          <w:tcPr>
+            <w:tcW w:w="0" w:type="auto"/>
+          </w:tcPr>
+          <w:p>
+            <w:r>
+              <w:t>Medium</w:t>
+            </w:r>
+          </w:p>
+        </w:tc>
+        <w:tc>
+          <w:tcPr>
+            <w:tcW w:w="0" w:type="auto"/>
+          </w:tcPr>
+          <w:p>
+            <w:r>
+              <w:t>Medium</w:t>
+            </w:r>
+          </w:p>
+        </w:tc>
+        <w:tc>
+          <w:tcPr>
+            <w:tcW w:w="0" w:type="auto"/>
+          </w:tcPr>
+          <w:p>
+            <w:r>
+              <w:t>Strict backlog governance; Jira-documented scope changes</w:t>
+            </w:r>
+          </w:p>
+        </w:tc>
+      </w:tr>
+    </w:tbl>
+    <w:p>
+      <w:pPr>
+        <w:pStyle w:val="Heading1"/>
+      </w:pPr>
+      <w:bookmarkStart w:id="11" w:name="_Toc236939945"/>
+      <w:r>
+        <w:t>9. Ethics, Privacy, and Security Considerations</w:t>
+      </w:r>
+      <w:bookmarkEnd w:id="11"/>
+    </w:p>
+    <w:p>
+      <w:pPr>
+        <w:pStyle w:val="Heading2"/>
+      </w:pPr>
+      <w:bookmarkStart w:id="12" w:name="_Toc236939946"/>
+      <w:r>
+        <w:t>9.1 Ethics and Fairness</w:t>
+      </w:r>
+      <w:bookmarkEnd w:id="12"/>
+    </w:p>
+    <w:p>
+      <w:r>
+        <w:t xml:space="preserve">The BTS data does not include any PII for passengers, but does provide data on the carriers and routes that could show disparities influenced by socioeconomic access to air </w:t>
+      </w:r>
+      <w:r>
+        <w:t>travel</w:t>
+      </w:r>
+      <w:r>
+        <w:t>. Drawing on Mehrabi et al. (2021) fairness framework, model performance will be broken down based on carrier type, airport hub classification, and geography of the route, and gaps reported transparently, with post hoc interventions, ranging from equalised-odds adjustment (as an example), as necessary.</w:t>
+      </w:r>
+    </w:p>
+    <w:p>
+      <w:pPr>
+        <w:pStyle w:val="Heading2"/>
+      </w:pPr>
+      <w:bookmarkStart w:id="13" w:name="_Toc236939947"/>
+      <w:r>
+        <w:t>9.2 Privacy</w:t>
+      </w:r>
+      <w:bookmarkEnd w:id="13"/>
+    </w:p>
+    <w:p>
+      <w:r>
+        <w:t xml:space="preserve">All the data sources are openly licensed and public: BTS data under the U.S. federal open data mandate, GHCN NOAA data as public domain and OpenFlights data under the ODbL. No sensitive data requiring consent is gathered; only variables that are relevant in prediction are </w:t>
+      </w:r>
+      <w:r>
+        <w:lastRenderedPageBreak/>
+        <w:t xml:space="preserve">stored in </w:t>
+      </w:r>
+      <w:r>
+        <w:t xml:space="preserve">the </w:t>
+      </w:r>
+      <w:r>
+        <w:t>data lake</w:t>
+      </w:r>
+      <w:r>
+        <w:t>,</w:t>
+      </w:r>
+      <w:r>
+        <w:t xml:space="preserve"> and none of the raw files with pe</w:t>
+      </w:r>
+      <w:r>
+        <w:t>ople</w:t>
+      </w:r>
+      <w:r>
+        <w:t xml:space="preserve">'s tail numbers </w:t>
+      </w:r>
+      <w:r>
+        <w:t>is</w:t>
+      </w:r>
+      <w:r>
+        <w:t xml:space="preserve"> publicly published.</w:t>
+      </w:r>
+    </w:p>
+    <w:p>
+      <w:pPr>
+        <w:pStyle w:val="Heading2"/>
+      </w:pPr>
+      <w:bookmarkStart w:id="14" w:name="_Toc236939948"/>
+      <w:r>
+        <w:t>9.3 Security</w:t>
+      </w:r>
+      <w:bookmarkEnd w:id="14"/>
+    </w:p>
+    <w:p>
+      <w:r>
+        <w:t>All the following are in place: Shared repository access (GitHub branch-protection) via keys currently in the hands of all team members which are excluded in the .gitignore (API keys are stored as environment variables), MinIO role-based access control is used for access to the repositories, and all communication is by means of university-sanctioned Microsoft Teams/Outlook. The data lineage log is created and kept throughout the process, with every data transformation committed, following the approach of Stoudt et al. (2024).</w:t>
+      </w:r>
+    </w:p>
+    <w:p/>
+    <w:p>
+      <w:pPr>
+        <w:rPr>
+          <w:b/>
+          <w:bCs/>
+        </w:rPr>
+      </w:pPr>
+      <w:bookmarkStart w:id="15" w:name="_Toc237725067"/>
+      <w:r>
+        <w:rPr>
+          <w:b/>
+          <w:bCs/>
+        </w:rPr>
+        <w:t>Appendices</w:t>
+      </w:r>
+      <w:bookmarkEnd w:id="15"/>
+    </w:p>
+    <w:p>
+      <w:pPr>
+        <w:rPr>
+          <w:b/>
+          <w:bCs/>
+        </w:rPr>
+      </w:pPr>
+      <w:bookmarkStart w:id="16" w:name="_Toc237725068"/>
+      <w:r>
+        <w:rPr>
+          <w:b/>
+          <w:bCs/>
+        </w:rPr>
+        <w:t>Appendix A: Data Dictionary</w:t>
+      </w:r>
+      <w:bookmarkEnd w:id="16"/>
+      <w:r>
+        <w:rPr>
+          <w:b/>
+          <w:bCs/>
+        </w:rPr>
+        <w:t xml:space="preserve"> </w:t>
+      </w:r>
+    </w:p>
+    <w:p>
+      <w:pPr>
+        <w:rPr>
+          <w:b/>
+          <w:bCs/>
+        </w:rPr>
+      </w:pPr>
+      <w:r>
+        <w:rPr>
+          <w:b/>
+          <w:bCs/>
+        </w:rPr>
+        <w:t xml:space="preserve">Table </w:t>
+      </w:r>
+      <w:r>
+        <w:rPr>
+          <w:b/>
+          <w:bCs/>
+        </w:rPr>
+        <w:fldChar w:fldCharType="begin"/>
+      </w:r>
+      <w:r>
+        <w:rPr>
+          <w:b/>
+          <w:bCs/>
+        </w:rPr>
+        <w:instrText xml:space="preserve"> SEQ Table \* ARABIC </w:instrText>
+      </w:r>
+      <w:r>
+        <w:rPr>
+          <w:b/>
+          <w:bCs/>
+        </w:rPr>
+        <w:fldChar w:fldCharType="separate"/>
+      </w:r>
+      <w:r>
+        <w:rPr>
+          <w:b/>
+          <w:bCs/>
+        </w:rPr>
+        <w:t>5</w:t>
+      </w:r>
+      <w:r>
+        <w:fldChar w:fldCharType="end"/>
+      </w:r>
+      <w:r>
+        <w:rPr>
+          <w:b/>
+          <w:bCs/>
+        </w:rPr>
+        <w:t>: Key fields by source dataset</w:t>
+      </w:r>
+    </w:p>
+    <w:tbl>
+      <w:tblPr>
+        <w:tblStyle w:val="TableGrid"/>
+        <w:tblW w:w="0" w:type="auto"/>
+        <w:tblLook w:val="04A0" w:firstRow="1" w:lastRow="0" w:firstColumn="1" w:lastColumn="0" w:noHBand="0" w:noVBand="1"/>
+      </w:tblPr>
+      <w:tblGrid>
+        <w:gridCol w:w="1544"/>
+        <w:gridCol w:w="3376"/>
+        <w:gridCol w:w="2591"/>
+        <w:gridCol w:w="1505"/>
+      </w:tblGrid>
+      <w:tr>
+        <w:tc>
+          <w:tcPr>
+            <w:tcW w:w="0" w:type="auto"/>
+            <w:tcBorders>
+              <w:top w:val="single" w:sz="4" w:space="0" w:color="auto"/>
+              <w:left w:val="single" w:sz="4" w:space="0" w:color="auto"/>
+              <w:bottom w:val="single" w:sz="4" w:space="0" w:color="auto"/>
+              <w:right w:val="single" w:sz="4" w:space="0" w:color="auto"/>
+            </w:tcBorders>
+            <w:hideMark/>
+          </w:tcPr>
+          <w:p>
+            <w:r>
+              <w:rPr>
+                <w:b/>
+              </w:rPr>
+              <w:t>Dataset</w:t>
+            </w:r>
+          </w:p>
+        </w:tc>
+        <w:tc>
+          <w:tcPr>
+            <w:tcW w:w="0" w:type="auto"/>
+            <w:tcBorders>
+              <w:top w:val="single" w:sz="4" w:space="0" w:color="auto"/>
+              <w:left w:val="single" w:sz="4" w:space="0" w:color="auto"/>
+              <w:bottom w:val="single" w:sz="4" w:space="0" w:color="auto"/>
+              <w:right w:val="single" w:sz="4" w:space="0" w:color="auto"/>
+            </w:tcBorders>
+            <w:hideMark/>
+          </w:tcPr>
+          <w:p>
+            <w:r>
+              <w:rPr>
+                <w:b/>
+              </w:rPr>
+              <w:t>Field</w:t>
+            </w:r>
+          </w:p>
+        </w:tc>
+        <w:tc>
+          <w:tcPr>
+            <w:tcW w:w="0" w:type="auto"/>
+            <w:tcBorders>
+              <w:top w:val="single" w:sz="4" w:space="0" w:color="auto"/>
+              <w:left w:val="single" w:sz="4" w:space="0" w:color="auto"/>
+              <w:bottom w:val="single" w:sz="4" w:space="0" w:color="auto"/>
+              <w:right w:val="single" w:sz="4" w:space="0" w:color="auto"/>
+            </w:tcBorders>
+            <w:hideMark/>
+          </w:tcPr>
+          <w:p>
+            <w:r>
+              <w:rPr>
+                <w:b/>
+              </w:rPr>
+              <w:t>Description</w:t>
+            </w:r>
+          </w:p>
+        </w:tc>
+        <w:tc>
+          <w:tcPr>
+            <w:tcW w:w="0" w:type="auto"/>
+            <w:tcBorders>
+              <w:top w:val="single" w:sz="4" w:space="0" w:color="auto"/>
+              <w:left w:val="single" w:sz="4" w:space="0" w:color="auto"/>
+              <w:bottom w:val="single" w:sz="4" w:space="0" w:color="auto"/>
+              <w:right w:val="single" w:sz="4" w:space="0" w:color="auto"/>
+            </w:tcBorders>
+            <w:hideMark/>
+          </w:tcPr>
+          <w:p>
+            <w:r>
+              <w:rPr>
+                <w:b/>
+              </w:rPr>
+              <w:t>Type</w:t>
+            </w:r>
+          </w:p>
+        </w:tc>
+      </w:tr>
+      <w:tr>
+        <w:tc>
+          <w:tcPr>
+            <w:tcW w:w="0" w:type="auto"/>
+            <w:tcBorders>
+              <w:top w:val="single" w:sz="4" w:space="0" w:color="auto"/>
+              <w:left w:val="single" w:sz="4" w:space="0" w:color="auto"/>
+              <w:bottom w:val="single" w:sz="4" w:space="0" w:color="auto"/>
+              <w:right w:val="single" w:sz="4" w:space="0" w:color="auto"/>
+            </w:tcBorders>
+            <w:hideMark/>
+          </w:tcPr>
+          <w:p>
+            <w:r>
+              <w:t>BTS</w:t>
+            </w:r>
+          </w:p>
+        </w:tc>
+        <w:tc>
+          <w:tcPr>
+            <w:tcW w:w="0" w:type="auto"/>
+            <w:tcBorders>
+              <w:top w:val="single" w:sz="4" w:space="0" w:color="auto"/>
+              <w:left w:val="single" w:sz="4" w:space="0" w:color="auto"/>
+              <w:bottom w:val="single" w:sz="4" w:space="0" w:color="auto"/>
+              <w:right w:val="single" w:sz="4" w:space="0" w:color="auto"/>
+            </w:tcBorders>
+            <w:hideMark/>
+          </w:tcPr>
+          <w:p>
+            <w:r>
+              <w:t>FlightDate</w:t>
+            </w:r>
+          </w:p>
+        </w:tc>
+        <w:tc>
+          <w:tcPr>
+            <w:tcW w:w="0" w:type="auto"/>
+            <w:tcBorders>
+              <w:top w:val="single" w:sz="4" w:space="0" w:color="auto"/>
+              <w:left w:val="single" w:sz="4" w:space="0" w:color="auto"/>
+              <w:bottom w:val="single" w:sz="4" w:space="0" w:color="auto"/>
+              <w:right w:val="single" w:sz="4" w:space="0" w:color="auto"/>
+            </w:tcBorders>
+            <w:hideMark/>
+          </w:tcPr>
+          <w:p>
+            <w:r>
+              <w:t>Scheduled date of the flight</w:t>
+            </w:r>
+          </w:p>
+        </w:tc>
+        <w:tc>
+          <w:tcPr>
+            <w:tcW w:w="0" w:type="auto"/>
+            <w:tcBorders>
+              <w:top w:val="single" w:sz="4" w:space="0" w:color="auto"/>
+              <w:left w:val="single" w:sz="4" w:space="0" w:color="auto"/>
+              <w:bottom w:val="single" w:sz="4" w:space="0" w:color="auto"/>
+              <w:right w:val="single" w:sz="4" w:space="0" w:color="auto"/>
+            </w:tcBorders>
+            <w:hideMark/>
+          </w:tcPr>
+          <w:p>
+            <w:r>
+              <w:t>Date</w:t>
+            </w:r>
+          </w:p>
+        </w:tc>
+      </w:tr>
+      <w:tr>
+        <w:tc>
+          <w:tcPr>
+            <w:tcW w:w="0" w:type="auto"/>
+            <w:tcBorders>
+              <w:top w:val="single" w:sz="4" w:space="0" w:color="auto"/>
+              <w:left w:val="single" w:sz="4" w:space="0" w:color="auto"/>
+              <w:bottom w:val="single" w:sz="4" w:space="0" w:color="auto"/>
+              <w:right w:val="single" w:sz="4" w:space="0" w:color="auto"/>
+            </w:tcBorders>
+            <w:hideMark/>
+          </w:tcPr>
+          <w:p>
+            <w:r>
+              <w:t>BTS</w:t>
+            </w:r>
+          </w:p>
+        </w:tc>
+        <w:tc>
+          <w:tcPr>
+            <w:tcW w:w="0" w:type="auto"/>
+            <w:tcBorders>
+              <w:top w:val="single" w:sz="4" w:space="0" w:color="auto"/>
+              <w:left w:val="single" w:sz="4" w:space="0" w:color="auto"/>
+              <w:bottom w:val="single" w:sz="4" w:space="0" w:color="auto"/>
+              <w:right w:val="single" w:sz="4" w:space="0" w:color="auto"/>
+            </w:tcBorders>
+            <w:hideMark/>
+          </w:tcPr>
+          <w:p>
+            <w:r>
+              <w:t>Reporting_Airline</w:t>
+            </w:r>
+          </w:p>
+        </w:tc>
+        <w:tc>
+          <w:tcPr>
+            <w:tcW w:w="0" w:type="auto"/>
+            <w:tcBorders>
+              <w:top w:val="single" w:sz="4" w:space="0" w:color="auto"/>
+              <w:left w:val="single" w:sz="4" w:space="0" w:color="auto"/>
+              <w:bottom w:val="single" w:sz="4" w:space="0" w:color="auto"/>
+              <w:right w:val="single" w:sz="4" w:space="0" w:color="auto"/>
+            </w:tcBorders>
+            <w:hideMark/>
+          </w:tcPr>
+          <w:p>
+            <w:r>
+              <w:t>IATA carrier code</w:t>
+            </w:r>
+          </w:p>
+        </w:tc>
+        <w:tc>
+          <w:tcPr>
+            <w:tcW w:w="0" w:type="auto"/>
+            <w:tcBorders>
+              <w:top w:val="single" w:sz="4" w:space="0" w:color="auto"/>
+              <w:left w:val="single" w:sz="4" w:space="0" w:color="auto"/>
+              <w:bottom w:val="single" w:sz="4" w:space="0" w:color="auto"/>
+              <w:right w:val="single" w:sz="4" w:space="0" w:color="auto"/>
+            </w:tcBorders>
+            <w:hideMark/>
+          </w:tcPr>
+          <w:p>
+            <w:r>
+              <w:t>Categorical</w:t>
+            </w:r>
+          </w:p>
+        </w:tc>
+      </w:tr>
+      <w:tr>
+        <w:tc>
+          <w:tcPr>
+            <w:tcW w:w="0" w:type="auto"/>
+            <w:tcBorders>
+              <w:top w:val="single" w:sz="4" w:space="0" w:color="auto"/>
+              <w:left w:val="single" w:sz="4" w:space="0" w:color="auto"/>
+              <w:bottom w:val="single" w:sz="4" w:space="0" w:color="auto"/>
+              <w:right w:val="single" w:sz="4" w:space="0" w:color="auto"/>
+            </w:tcBorders>
+            <w:hideMark/>
+          </w:tcPr>
+          <w:p>
+            <w:r>
+              <w:t>BTS</w:t>
+            </w:r>
+          </w:p>
+        </w:tc>
+        <w:tc>
+          <w:tcPr>
+            <w:tcW w:w="0" w:type="auto"/>
+            <w:tcBorders>
+              <w:top w:val="single" w:sz="4" w:space="0" w:color="auto"/>
+              <w:left w:val="single" w:sz="4" w:space="0" w:color="auto"/>
+              <w:bottom w:val="single" w:sz="4" w:space="0" w:color="auto"/>
+              <w:right w:val="single" w:sz="4" w:space="0" w:color="auto"/>
+            </w:tcBorders>
+            <w:hideMark/>
+          </w:tcPr>
+          <w:p>
+            <w:r>
+              <w:t>Origin / Dest</w:t>
+            </w:r>
+          </w:p>
+        </w:tc>
+        <w:tc>
+          <w:tcPr>
+            <w:tcW w:w="0" w:type="auto"/>
+            <w:tcBorders>
+              <w:top w:val="single" w:sz="4" w:space="0" w:color="auto"/>
+              <w:left w:val="single" w:sz="4" w:space="0" w:color="auto"/>
+              <w:bottom w:val="single" w:sz="4" w:space="0" w:color="auto"/>
+              <w:right w:val="single" w:sz="4" w:space="0" w:color="auto"/>
+            </w:tcBorders>
+            <w:hideMark/>
+          </w:tcPr>
+          <w:p>
+            <w:r>
+              <w:t>Origin and destination airport IATA codes</w:t>
+            </w:r>
+          </w:p>
+        </w:tc>
+        <w:tc>
+          <w:tcPr>
+            <w:tcW w:w="0" w:type="auto"/>
+            <w:tcBorders>
+              <w:top w:val="single" w:sz="4" w:space="0" w:color="auto"/>
+              <w:left w:val="single" w:sz="4" w:space="0" w:color="auto"/>
+              <w:bottom w:val="single" w:sz="4" w:space="0" w:color="auto"/>
+              <w:right w:val="single" w:sz="4" w:space="0" w:color="auto"/>
+            </w:tcBorders>
+            <w:hideMark/>
+          </w:tcPr>
+          <w:p>
+            <w:r>
+              <w:t>Categorical</w:t>
+            </w:r>
+          </w:p>
+        </w:tc>
+      </w:tr>
+      <w:tr>
+        <w:tc>
+          <w:tcPr>
+            <w:tcW w:w="0" w:type="auto"/>
+            <w:tcBorders>
+              <w:top w:val="single" w:sz="4" w:space="0" w:color="auto"/>
+              <w:left w:val="single" w:sz="4" w:space="0" w:color="auto"/>
+              <w:bottom w:val="single" w:sz="4" w:space="0" w:color="auto"/>
+              <w:right w:val="single" w:sz="4" w:space="0" w:color="auto"/>
+            </w:tcBorders>
+            <w:hideMark/>
+          </w:tcPr>
+          <w:p>
+            <w:r>
+              <w:t>BTS</w:t>
+            </w:r>
+          </w:p>
+        </w:tc>
+        <w:tc>
+          <w:tcPr>
+            <w:tcW w:w="0" w:type="auto"/>
+            <w:tcBorders>
+              <w:top w:val="single" w:sz="4" w:space="0" w:color="auto"/>
+              <w:left w:val="single" w:sz="4" w:space="0" w:color="auto"/>
+              <w:bottom w:val="single" w:sz="4" w:space="0" w:color="auto"/>
+              <w:right w:val="single" w:sz="4" w:space="0" w:color="auto"/>
+            </w:tcBorders>
+            <w:hideMark/>
+          </w:tcPr>
+          <w:p>
+            <w:r>
+              <w:t>CRSDepTime / CRSArrTime</w:t>
+            </w:r>
+          </w:p>
+        </w:tc>
+        <w:tc>
+          <w:tcPr>
+            <w:tcW w:w="0" w:type="auto"/>
+            <w:tcBorders>
+              <w:top w:val="single" w:sz="4" w:space="0" w:color="auto"/>
+              <w:left w:val="single" w:sz="4" w:space="0" w:color="auto"/>
+              <w:bottom w:val="single" w:sz="4" w:space="0" w:color="auto"/>
+              <w:right w:val="single" w:sz="4" w:space="0" w:color="auto"/>
+            </w:tcBorders>
+            <w:hideMark/>
+          </w:tcPr>
+          <w:p>
+            <w:r>
+              <w:t>Scheduled local departure / arrival time</w:t>
+            </w:r>
+          </w:p>
+        </w:tc>
+        <w:tc>
+          <w:tcPr>
+            <w:tcW w:w="0" w:type="auto"/>
+            <w:tcBorders>
+              <w:top w:val="single" w:sz="4" w:space="0" w:color="auto"/>
+              <w:left w:val="single" w:sz="4" w:space="0" w:color="auto"/>
+              <w:bottom w:val="single" w:sz="4" w:space="0" w:color="auto"/>
+              <w:right w:val="single" w:sz="4" w:space="0" w:color="auto"/>
+            </w:tcBorders>
+            <w:hideMark/>
+          </w:tcPr>
+          <w:p>
+            <w:r>
+              <w:t>Time</w:t>
+            </w:r>
+          </w:p>
+        </w:tc>
+      </w:tr>
+      <w:tr>
+        <w:tc>
+          <w:tcPr>
+            <w:tcW w:w="0" w:type="auto"/>
+            <w:tcBorders>
+              <w:top w:val="single" w:sz="4" w:space="0" w:color="auto"/>
+              <w:left w:val="single" w:sz="4" w:space="0" w:color="auto"/>
+              <w:bottom w:val="single" w:sz="4" w:space="0" w:color="auto"/>
+              <w:right w:val="single" w:sz="4" w:space="0" w:color="auto"/>
+            </w:tcBorders>
+            <w:hideMark/>
+          </w:tcPr>
+          <w:p>
+            <w:r>
+              <w:t>BTS</w:t>
+            </w:r>
+          </w:p>
+        </w:tc>
+        <w:tc>
+          <w:tcPr>
+            <w:tcW w:w="0" w:type="auto"/>
+            <w:tcBorders>
+              <w:top w:val="single" w:sz="4" w:space="0" w:color="auto"/>
+              <w:left w:val="single" w:sz="4" w:space="0" w:color="auto"/>
+              <w:bottom w:val="single" w:sz="4" w:space="0" w:color="auto"/>
+              <w:right w:val="single" w:sz="4" w:space="0" w:color="auto"/>
+            </w:tcBorders>
+            <w:hideMark/>
+          </w:tcPr>
+          <w:p>
+            <w:r>
+              <w:t>DepDelayMinutes</w:t>
+            </w:r>
+          </w:p>
+        </w:tc>
+        <w:tc>
+          <w:tcPr>
+            <w:tcW w:w="0" w:type="auto"/>
+            <w:tcBorders>
+              <w:top w:val="single" w:sz="4" w:space="0" w:color="auto"/>
+              <w:left w:val="single" w:sz="4" w:space="0" w:color="auto"/>
+              <w:bottom w:val="single" w:sz="4" w:space="0" w:color="auto"/>
+              <w:right w:val="single" w:sz="4" w:space="0" w:color="auto"/>
+            </w:tcBorders>
+            <w:hideMark/>
+          </w:tcPr>
+          <w:p>
+            <w:r>
+              <w:t>Departure delay in minutes (0 if early/on-time)</w:t>
+            </w:r>
+          </w:p>
+        </w:tc>
+        <w:tc>
+          <w:tcPr>
+            <w:tcW w:w="0" w:type="auto"/>
+            <w:tcBorders>
+              <w:top w:val="single" w:sz="4" w:space="0" w:color="auto"/>
+              <w:left w:val="single" w:sz="4" w:space="0" w:color="auto"/>
+              <w:bottom w:val="single" w:sz="4" w:space="0" w:color="auto"/>
+              <w:right w:val="single" w:sz="4" w:space="0" w:color="auto"/>
+            </w:tcBorders>
+            <w:hideMark/>
+          </w:tcPr>
+          <w:p>
+            <w:r>
+              <w:t>Numeric</w:t>
+            </w:r>
+          </w:p>
+        </w:tc>
+      </w:tr>
+      <w:tr>
+        <w:tc>
+          <w:tcPr>
+            <w:tcW w:w="0" w:type="auto"/>
+            <w:tcBorders>
+              <w:top w:val="single" w:sz="4" w:space="0" w:color="auto"/>
+              <w:left w:val="single" w:sz="4" w:space="0" w:color="auto"/>
+              <w:bottom w:val="single" w:sz="4" w:space="0" w:color="auto"/>
+              <w:right w:val="single" w:sz="4" w:space="0" w:color="auto"/>
+            </w:tcBorders>
+            <w:hideMark/>
+          </w:tcPr>
+          <w:p>
+            <w:r>
+              <w:t>BTS</w:t>
+            </w:r>
+          </w:p>
+        </w:tc>
+        <w:tc>
+          <w:tcPr>
+            <w:tcW w:w="0" w:type="auto"/>
+            <w:tcBorders>
+              <w:top w:val="single" w:sz="4" w:space="0" w:color="auto"/>
+              <w:left w:val="single" w:sz="4" w:space="0" w:color="auto"/>
+              <w:bottom w:val="single" w:sz="4" w:space="0" w:color="auto"/>
+              <w:right w:val="single" w:sz="4" w:space="0" w:color="auto"/>
+            </w:tcBorders>
+            <w:hideMark/>
+          </w:tcPr>
+          <w:p>
+            <w:r>
+              <w:t>ArrDelayMinutes</w:t>
+            </w:r>
+          </w:p>
+        </w:tc>
+        <w:tc>
+          <w:tcPr>
+            <w:tcW w:w="0" w:type="auto"/>
+            <w:tcBorders>
+              <w:top w:val="single" w:sz="4" w:space="0" w:color="auto"/>
+              <w:left w:val="single" w:sz="4" w:space="0" w:color="auto"/>
+              <w:bottom w:val="single" w:sz="4" w:space="0" w:color="auto"/>
+              <w:right w:val="single" w:sz="4" w:space="0" w:color="auto"/>
+            </w:tcBorders>
+            <w:hideMark/>
+          </w:tcPr>
+          <w:p>
+            <w:r>
+              <w:t>Arrival delay in minutes — regression target</w:t>
+            </w:r>
+          </w:p>
+        </w:tc>
+        <w:tc>
+          <w:tcPr>
+            <w:tcW w:w="0" w:type="auto"/>
+            <w:tcBorders>
+              <w:top w:val="single" w:sz="4" w:space="0" w:color="auto"/>
+              <w:left w:val="single" w:sz="4" w:space="0" w:color="auto"/>
+              <w:bottom w:val="single" w:sz="4" w:space="0" w:color="auto"/>
+              <w:right w:val="single" w:sz="4" w:space="0" w:color="auto"/>
+            </w:tcBorders>
+            <w:hideMark/>
+          </w:tcPr>
+          <w:p>
+            <w:r>
+              <w:t>Numeric</w:t>
+            </w:r>
+          </w:p>
+        </w:tc>
+      </w:tr>
+      <w:tr>
+        <w:tc>
+          <w:tcPr>
+            <w:tcW w:w="0" w:type="auto"/>
+            <w:tcBorders>
+              <w:top w:val="single" w:sz="4" w:space="0" w:color="auto"/>
+              <w:left w:val="single" w:sz="4" w:space="0" w:color="auto"/>
+              <w:bottom w:val="single" w:sz="4" w:space="0" w:color="auto"/>
+              <w:right w:val="single" w:sz="4" w:space="0" w:color="auto"/>
+            </w:tcBorders>
+            <w:hideMark/>
+          </w:tcPr>
+          <w:p>
+            <w:r>
+              <w:t>BTS</w:t>
+            </w:r>
+          </w:p>
+        </w:tc>
+        <w:tc>
+          <w:tcPr>
+            <w:tcW w:w="0" w:type="auto"/>
+            <w:tcBorders>
+              <w:top w:val="single" w:sz="4" w:space="0" w:color="auto"/>
+              <w:left w:val="single" w:sz="4" w:space="0" w:color="auto"/>
+              <w:bottom w:val="single" w:sz="4" w:space="0" w:color="auto"/>
+              <w:right w:val="single" w:sz="4" w:space="0" w:color="auto"/>
+            </w:tcBorders>
+            <w:hideMark/>
+          </w:tcPr>
+          <w:p>
+            <w:r>
+              <w:t>Cancelled / CancellationCode</w:t>
+            </w:r>
+          </w:p>
+        </w:tc>
+        <w:tc>
+          <w:tcPr>
+            <w:tcW w:w="0" w:type="auto"/>
+            <w:tcBorders>
+              <w:top w:val="single" w:sz="4" w:space="0" w:color="auto"/>
+              <w:left w:val="single" w:sz="4" w:space="0" w:color="auto"/>
+              <w:bottom w:val="single" w:sz="4" w:space="0" w:color="auto"/>
+              <w:right w:val="single" w:sz="4" w:space="0" w:color="auto"/>
+            </w:tcBorders>
+            <w:hideMark/>
+          </w:tcPr>
+          <w:p>
+            <w:r>
+              <w:t>Cancellation flag and reason</w:t>
+            </w:r>
+          </w:p>
+        </w:tc>
+        <w:tc>
+          <w:tcPr>
+            <w:tcW w:w="0" w:type="auto"/>
+            <w:tcBorders>
+              <w:top w:val="single" w:sz="4" w:space="0" w:color="auto"/>
+              <w:left w:val="single" w:sz="4" w:space="0" w:color="auto"/>
+              <w:bottom w:val="single" w:sz="4" w:space="0" w:color="auto"/>
+              <w:right w:val="single" w:sz="4" w:space="0" w:color="auto"/>
+            </w:tcBorders>
+            <w:hideMark/>
+          </w:tcPr>
+          <w:p>
+            <w:r>
+              <w:t>Boolean / Categorical</w:t>
+            </w:r>
+          </w:p>
+        </w:tc>
+      </w:tr>
+      <w:tr>
+        <w:tc>
+          <w:tcPr>
+            <w:tcW w:w="0" w:type="auto"/>
+            <w:tcBorders>
+              <w:top w:val="single" w:sz="4" w:space="0" w:color="auto"/>
+              <w:left w:val="single" w:sz="4" w:space="0" w:color="auto"/>
+              <w:bottom w:val="single" w:sz="4" w:space="0" w:color="auto"/>
+              <w:right w:val="single" w:sz="4" w:space="0" w:color="auto"/>
+            </w:tcBorders>
+            <w:hideMark/>
+          </w:tcPr>
+          <w:p>
+            <w:r>
+              <w:lastRenderedPageBreak/>
+              <w:t>BTS</w:t>
+            </w:r>
+          </w:p>
+        </w:tc>
+        <w:tc>
+          <w:tcPr>
+            <w:tcW w:w="0" w:type="auto"/>
+            <w:tcBorders>
+              <w:top w:val="single" w:sz="4" w:space="0" w:color="auto"/>
+              <w:left w:val="single" w:sz="4" w:space="0" w:color="auto"/>
+              <w:bottom w:val="single" w:sz="4" w:space="0" w:color="auto"/>
+              <w:right w:val="single" w:sz="4" w:space="0" w:color="auto"/>
+            </w:tcBorders>
+            <w:hideMark/>
+          </w:tcPr>
+          <w:p>
+            <w:r>
+              <w:t>CarrierDelay, WeatherDelay, NASDelay, SecurityDelay, LateAircraftDelay</w:t>
+            </w:r>
+          </w:p>
+        </w:tc>
+        <w:tc>
+          <w:tcPr>
+            <w:tcW w:w="0" w:type="auto"/>
+            <w:tcBorders>
+              <w:top w:val="single" w:sz="4" w:space="0" w:color="auto"/>
+              <w:left w:val="single" w:sz="4" w:space="0" w:color="auto"/>
+              <w:bottom w:val="single" w:sz="4" w:space="0" w:color="auto"/>
+              <w:right w:val="single" w:sz="4" w:space="0" w:color="auto"/>
+            </w:tcBorders>
+            <w:hideMark/>
+          </w:tcPr>
+          <w:p>
+            <w:r>
+              <w:t>Delay minutes attributed to each cause</w:t>
+            </w:r>
+          </w:p>
+        </w:tc>
+        <w:tc>
+          <w:tcPr>
+            <w:tcW w:w="0" w:type="auto"/>
+            <w:tcBorders>
+              <w:top w:val="single" w:sz="4" w:space="0" w:color="auto"/>
+              <w:left w:val="single" w:sz="4" w:space="0" w:color="auto"/>
+              <w:bottom w:val="single" w:sz="4" w:space="0" w:color="auto"/>
+              <w:right w:val="single" w:sz="4" w:space="0" w:color="auto"/>
+            </w:tcBorders>
+            <w:hideMark/>
+          </w:tcPr>
+          <w:p>
+            <w:r>
+              <w:t>Numeric</w:t>
+            </w:r>
+          </w:p>
+        </w:tc>
+      </w:tr>
+      <w:tr>
+        <w:tc>
+          <w:tcPr>
+            <w:tcW w:w="0" w:type="auto"/>
+            <w:tcBorders>
+              <w:top w:val="single" w:sz="4" w:space="0" w:color="auto"/>
+              <w:left w:val="single" w:sz="4" w:space="0" w:color="auto"/>
+              <w:bottom w:val="single" w:sz="4" w:space="0" w:color="auto"/>
+              <w:right w:val="single" w:sz="4" w:space="0" w:color="auto"/>
+            </w:tcBorders>
+            <w:hideMark/>
+          </w:tcPr>
+          <w:p>
+            <w:r>
+              <w:t>BTS</w:t>
+            </w:r>
+          </w:p>
+        </w:tc>
+        <w:tc>
+          <w:tcPr>
+            <w:tcW w:w="0" w:type="auto"/>
+            <w:tcBorders>
+              <w:top w:val="single" w:sz="4" w:space="0" w:color="auto"/>
+              <w:left w:val="single" w:sz="4" w:space="0" w:color="auto"/>
+              <w:bottom w:val="single" w:sz="4" w:space="0" w:color="auto"/>
+              <w:right w:val="single" w:sz="4" w:space="0" w:color="auto"/>
+            </w:tcBorders>
+            <w:hideMark/>
+          </w:tcPr>
+          <w:p>
+            <w:r>
+              <w:t>Distance</w:t>
+            </w:r>
+          </w:p>
+        </w:tc>
+        <w:tc>
+          <w:tcPr>
+            <w:tcW w:w="0" w:type="auto"/>
+            <w:tcBorders>
+              <w:top w:val="single" w:sz="4" w:space="0" w:color="auto"/>
+              <w:left w:val="single" w:sz="4" w:space="0" w:color="auto"/>
+              <w:bottom w:val="single" w:sz="4" w:space="0" w:color="auto"/>
+              <w:right w:val="single" w:sz="4" w:space="0" w:color="auto"/>
+            </w:tcBorders>
+            <w:hideMark/>
+          </w:tcPr>
+          <w:p>
+            <w:r>
+              <w:t>Route distance in miles</w:t>
+            </w:r>
+          </w:p>
+        </w:tc>
+        <w:tc>
+          <w:tcPr>
+            <w:tcW w:w="0" w:type="auto"/>
+            <w:tcBorders>
+              <w:top w:val="single" w:sz="4" w:space="0" w:color="auto"/>
+              <w:left w:val="single" w:sz="4" w:space="0" w:color="auto"/>
+              <w:bottom w:val="single" w:sz="4" w:space="0" w:color="auto"/>
+              <w:right w:val="single" w:sz="4" w:space="0" w:color="auto"/>
+            </w:tcBorders>
+            <w:hideMark/>
+          </w:tcPr>
+          <w:p>
+            <w:r>
+              <w:t>Numeric</w:t>
+            </w:r>
+          </w:p>
+        </w:tc>
+      </w:tr>
+      <w:tr>
+        <w:tc>
+          <w:tcPr>
+            <w:tcW w:w="0" w:type="auto"/>
+            <w:tcBorders>
+              <w:top w:val="single" w:sz="4" w:space="0" w:color="auto"/>
+              <w:left w:val="single" w:sz="4" w:space="0" w:color="auto"/>
+              <w:bottom w:val="single" w:sz="4" w:space="0" w:color="auto"/>
+              <w:right w:val="single" w:sz="4" w:space="0" w:color="auto"/>
+            </w:tcBorders>
+            <w:hideMark/>
+          </w:tcPr>
+          <w:p>
+            <w:r>
+              <w:t>NOAA GHCN-Daily</w:t>
+            </w:r>
+          </w:p>
+        </w:tc>
+        <w:tc>
+          <w:tcPr>
+            <w:tcW w:w="0" w:type="auto"/>
+            <w:tcBorders>
+              <w:top w:val="single" w:sz="4" w:space="0" w:color="auto"/>
+              <w:left w:val="single" w:sz="4" w:space="0" w:color="auto"/>
+              <w:bottom w:val="single" w:sz="4" w:space="0" w:color="auto"/>
+              <w:right w:val="single" w:sz="4" w:space="0" w:color="auto"/>
+            </w:tcBorders>
+            <w:hideMark/>
+          </w:tcPr>
+          <w:p>
+            <w:r>
+              <w:t>STATION, DATE</w:t>
+            </w:r>
+          </w:p>
+        </w:tc>
+        <w:tc>
+          <w:tcPr>
+            <w:tcW w:w="0" w:type="auto"/>
+            <w:tcBorders>
+              <w:top w:val="single" w:sz="4" w:space="0" w:color="auto"/>
+              <w:left w:val="single" w:sz="4" w:space="0" w:color="auto"/>
+              <w:bottom w:val="single" w:sz="4" w:space="0" w:color="auto"/>
+              <w:right w:val="single" w:sz="4" w:space="0" w:color="auto"/>
+            </w:tcBorders>
+            <w:hideMark/>
+          </w:tcPr>
+          <w:p>
+            <w:r>
+              <w:t>Weather station identifier and observation date</w:t>
+            </w:r>
+          </w:p>
+        </w:tc>
+        <w:tc>
+          <w:tcPr>
+            <w:tcW w:w="0" w:type="auto"/>
+            <w:tcBorders>
+              <w:top w:val="single" w:sz="4" w:space="0" w:color="auto"/>
+              <w:left w:val="single" w:sz="4" w:space="0" w:color="auto"/>
+              <w:bottom w:val="single" w:sz="4" w:space="0" w:color="auto"/>
+              <w:right w:val="single" w:sz="4" w:space="0" w:color="auto"/>
+            </w:tcBorders>
+            <w:hideMark/>
+          </w:tcPr>
+          <w:p>
+            <w:r>
+              <w:t>Categorical / Date</w:t>
+            </w:r>
+          </w:p>
+        </w:tc>
+      </w:tr>
+      <w:tr>
+        <w:tc>
+          <w:tcPr>
+            <w:tcW w:w="0" w:type="auto"/>
+            <w:tcBorders>
+              <w:top w:val="single" w:sz="4" w:space="0" w:color="auto"/>
+              <w:left w:val="single" w:sz="4" w:space="0" w:color="auto"/>
+              <w:bottom w:val="single" w:sz="4" w:space="0" w:color="auto"/>
+              <w:right w:val="single" w:sz="4" w:space="0" w:color="auto"/>
+            </w:tcBorders>
+            <w:hideMark/>
+          </w:tcPr>
+          <w:p>
+            <w:r>
+              <w:t>NOAA GHCN-Daily</w:t>
+            </w:r>
+          </w:p>
+        </w:tc>
+        <w:tc>
+          <w:tcPr>
+            <w:tcW w:w="0" w:type="auto"/>
+            <w:tcBorders>
+              <w:top w:val="single" w:sz="4" w:space="0" w:color="auto"/>
+              <w:left w:val="single" w:sz="4" w:space="0" w:color="auto"/>
+              <w:bottom w:val="single" w:sz="4" w:space="0" w:color="auto"/>
+              <w:right w:val="single" w:sz="4" w:space="0" w:color="auto"/>
+            </w:tcBorders>
+            <w:hideMark/>
+          </w:tcPr>
+          <w:p>
+            <w:r>
+              <w:t>PRCP, SNOW, TMAX, TMIN, AWND</w:t>
+            </w:r>
+          </w:p>
+        </w:tc>
+        <w:tc>
+          <w:tcPr>
+            <w:tcW w:w="0" w:type="auto"/>
+            <w:tcBorders>
+              <w:top w:val="single" w:sz="4" w:space="0" w:color="auto"/>
+              <w:left w:val="single" w:sz="4" w:space="0" w:color="auto"/>
+              <w:bottom w:val="single" w:sz="4" w:space="0" w:color="auto"/>
+              <w:right w:val="single" w:sz="4" w:space="0" w:color="auto"/>
+            </w:tcBorders>
+            <w:hideMark/>
+          </w:tcPr>
+          <w:p>
+            <w:r>
+              <w:t>Precipitation, snowfall, temperature extremes, wind speed</w:t>
+            </w:r>
+          </w:p>
+        </w:tc>
+        <w:tc>
+          <w:tcPr>
+            <w:tcW w:w="0" w:type="auto"/>
+            <w:tcBorders>
+              <w:top w:val="single" w:sz="4" w:space="0" w:color="auto"/>
+              <w:left w:val="single" w:sz="4" w:space="0" w:color="auto"/>
+              <w:bottom w:val="single" w:sz="4" w:space="0" w:color="auto"/>
+              <w:right w:val="single" w:sz="4" w:space="0" w:color="auto"/>
+            </w:tcBorders>
+            <w:hideMark/>
+          </w:tcPr>
+          <w:p>
+            <w:r>
+              <w:t>Numeric</w:t>
+            </w:r>
+          </w:p>
+        </w:tc>
+      </w:tr>
+      <w:tr>
+        <w:tc>
+          <w:tcPr>
+            <w:tcW w:w="0" w:type="auto"/>
+            <w:tcBorders>
+              <w:top w:val="single" w:sz="4" w:space="0" w:color="auto"/>
+              <w:left w:val="single" w:sz="4" w:space="0" w:color="auto"/>
+              <w:bottom w:val="single" w:sz="4" w:space="0" w:color="auto"/>
+              <w:right w:val="single" w:sz="4" w:space="0" w:color="auto"/>
+            </w:tcBorders>
+            <w:hideMark/>
+          </w:tcPr>
+          <w:p>
+            <w:r>
+              <w:t>OpenFlights</w:t>
+            </w:r>
+          </w:p>
+        </w:tc>
+        <w:tc>
+          <w:tcPr>
+            <w:tcW w:w="0" w:type="auto"/>
+            <w:tcBorders>
+              <w:top w:val="single" w:sz="4" w:space="0" w:color="auto"/>
+              <w:left w:val="single" w:sz="4" w:space="0" w:color="auto"/>
+              <w:bottom w:val="single" w:sz="4" w:space="0" w:color="auto"/>
+              <w:right w:val="single" w:sz="4" w:space="0" w:color="auto"/>
+            </w:tcBorders>
+            <w:hideMark/>
+          </w:tcPr>
+          <w:p>
+            <w:r>
+              <w:t>airport_id, IATA, ICAO</w:t>
+            </w:r>
+          </w:p>
+        </w:tc>
+        <w:tc>
+          <w:tcPr>
+            <w:tcW w:w="0" w:type="auto"/>
+            <w:tcBorders>
+              <w:top w:val="single" w:sz="4" w:space="0" w:color="auto"/>
+              <w:left w:val="single" w:sz="4" w:space="0" w:color="auto"/>
+              <w:bottom w:val="single" w:sz="4" w:space="0" w:color="auto"/>
+              <w:right w:val="single" w:sz="4" w:space="0" w:color="auto"/>
+            </w:tcBorders>
+            <w:hideMark/>
+          </w:tcPr>
+          <w:p>
+            <w:r>
+              <w:t>Airport identifiers used to join to BTS Origin/Dest</w:t>
+            </w:r>
+          </w:p>
+        </w:tc>
+        <w:tc>
+          <w:tcPr>
+            <w:tcW w:w="0" w:type="auto"/>
+            <w:tcBorders>
+              <w:top w:val="single" w:sz="4" w:space="0" w:color="auto"/>
+              <w:left w:val="single" w:sz="4" w:space="0" w:color="auto"/>
+              <w:bottom w:val="single" w:sz="4" w:space="0" w:color="auto"/>
+              <w:right w:val="single" w:sz="4" w:space="0" w:color="auto"/>
+            </w:tcBorders>
+            <w:hideMark/>
+          </w:tcPr>
+          <w:p>
+            <w:r>
+              <w:t>Categorical</w:t>
+            </w:r>
+          </w:p>
+        </w:tc>
+      </w:tr>
+      <w:tr>
+        <w:tc>
+          <w:tcPr>
+            <w:tcW w:w="0" w:type="auto"/>
+            <w:tcBorders>
+              <w:top w:val="single" w:sz="4" w:space="0" w:color="auto"/>
+              <w:left w:val="single" w:sz="4" w:space="0" w:color="auto"/>
+              <w:bottom w:val="single" w:sz="4" w:space="0" w:color="auto"/>
+              <w:right w:val="single" w:sz="4" w:space="0" w:color="auto"/>
+            </w:tcBorders>
+            <w:hideMark/>
+          </w:tcPr>
+          <w:p>
+            <w:r>
+              <w:t>OpenFlights</w:t>
+            </w:r>
+          </w:p>
+        </w:tc>
+        <w:tc>
+          <w:tcPr>
+            <w:tcW w:w="0" w:type="auto"/>
+            <w:tcBorders>
+              <w:top w:val="single" w:sz="4" w:space="0" w:color="auto"/>
+              <w:left w:val="single" w:sz="4" w:space="0" w:color="auto"/>
+              <w:bottom w:val="single" w:sz="4" w:space="0" w:color="auto"/>
+              <w:right w:val="single" w:sz="4" w:space="0" w:color="auto"/>
+            </w:tcBorders>
+            <w:hideMark/>
+          </w:tcPr>
+          <w:p>
+            <w:r>
+              <w:t>latitude, longitude</w:t>
+            </w:r>
+          </w:p>
+        </w:tc>
+        <w:tc>
+          <w:tcPr>
+            <w:tcW w:w="0" w:type="auto"/>
+            <w:tcBorders>
+              <w:top w:val="single" w:sz="4" w:space="0" w:color="auto"/>
+              <w:left w:val="single" w:sz="4" w:space="0" w:color="auto"/>
+              <w:bottom w:val="single" w:sz="4" w:space="0" w:color="auto"/>
+              <w:right w:val="single" w:sz="4" w:space="0" w:color="auto"/>
+            </w:tcBorders>
+            <w:hideMark/>
+          </w:tcPr>
+          <w:p>
+            <w:r>
+              <w:t>Airport coordinates, used for nearest-station weather join</w:t>
+            </w:r>
+          </w:p>
+        </w:tc>
+        <w:tc>
+          <w:tcPr>
+            <w:tcW w:w="0" w:type="auto"/>
+            <w:tcBorders>
+              <w:top w:val="single" w:sz="4" w:space="0" w:color="auto"/>
+              <w:left w:val="single" w:sz="4" w:space="0" w:color="auto"/>
+              <w:bottom w:val="single" w:sz="4" w:space="0" w:color="auto"/>
+              <w:right w:val="single" w:sz="4" w:space="0" w:color="auto"/>
+            </w:tcBorders>
+            <w:hideMark/>
+          </w:tcPr>
+          <w:p>
+            <w:r>
+              <w:t>Numeric</w:t>
+            </w:r>
+          </w:p>
+        </w:tc>
+      </w:tr>
+    </w:tbl>
+    <w:p/>
     <w:sectPr>
       <w:pgSz w:w="11906" w:h="16838"/>
       <w:pgMar w:top="1440" w:right="1440" w:bottom="1440" w:left="1440" w:header="708" w:footer="708" w:gutter="0"/>
@@ -998,7 +3442,6 @@
   <w:style w:type="character" w:default="1" w:styleId="DefaultParagraphFont">
     <w:name w:val="Default Paragraph Font"/>
     <w:uiPriority w:val="1"/>
-    <w:semiHidden/>
     <w:unhideWhenUsed/>
   </w:style>
   <w:style w:type="table" w:default="1" w:styleId="TableNormal">
@@ -1365,6 +3808,35 @@
       </w:tblBorders>
     </w:tblPr>
   </w:style>
+  <w:style w:type="paragraph" w:styleId="Caption">
+    <w:name w:val="caption"/>
+    <w:basedOn w:val="Normal"/>
+    <w:next w:val="Normal"/>
+    <w:uiPriority w:val="35"/>
+    <w:unhideWhenUsed/>
+    <w:qFormat/>
+    <w:rsid w:val="000C39EE"/>
+    <w:pPr>
+      <w:spacing w:line="240" w:lineRule="auto"/>
+    </w:pPr>
+    <w:rPr>
+      <w:b/>
+      <w:bCs/>
+      <w:sz w:val="18"/>
+      <w:szCs w:val="18"/>
+    </w:rPr>
+  </w:style>
+  <w:style w:type="character" w:styleId="Hyperlink">
+    <w:name w:val="Hyperlink"/>
+    <w:basedOn w:val="DefaultParagraphFont"/>
+    <w:uiPriority w:val="99"/>
+    <w:unhideWhenUsed/>
+    <w:rsid w:val="000C39EE"/>
+    <w:rPr>
+      <w:color w:val="467886" w:themeColor="hyperlink"/>
+      <w:u w:val="single"/>
+    </w:rPr>
+  </w:style>
 </w:styles>
 </file>
 

--- a/PRT661 - DSP - A1.docx
+++ b/PRT661 - DSP - A1.docx
@@ -276,7 +276,15 @@
     </w:p>
     <w:p>
       <w:r>
-        <w:t>The flight delay patterns in the COVID-19 period are materially different from those of the previous years, Faiza and Khalil (2023) demonstrate, leading to temporal validation: this project employs walk-forward cross validation and also does not consider the data for the COVID period (2020–2021) with other normal years. The authors of Li et al. (2024) conclude that the topology of airports, namely the connectivity of a hub and its node centrality are measurable influences for the propagation of delays and thus their graph-derived features, such as node centrality and hub classification, are motivated for use in the feature set.</w:t>
+        <w:t xml:space="preserve">The flight delay patterns in the COVID-19 period are materially different from those of the previous years, Faiza and Khalil (2023) demonstrate, leading to temporal validation: this project employs walk-forward cross validation and also does not consider the data for the COVID period (2020–2021) with other normal years. The authors of Li et al. (2024) conclude that the topology of airports, namely the connectivity of a hub and its node </w:t>
+      </w:r>
+      <w:proofErr w:type="gramStart"/>
+      <w:r>
+        <w:t>centrality</w:t>
+      </w:r>
+      <w:proofErr w:type="gramEnd"/>
+      <w:r>
+        <w:t xml:space="preserve"> are measurable influences for the propagation of delays and thus their graph-derived features, such as node centrality and hub classification, are motivated for use in the feature set.</w:t>
       </w:r>
     </w:p>
     <w:p>
@@ -292,7 +300,15 @@
     </w:p>
     <w:p>
       <w:r>
-        <w:t>While the primary users will be the airline operations control centres and the airport slot coordinators, the secondary users will be the operations, passenger facing apps and the airline revenue management. Even for small delays of a few minutes on a system-wide level, the benefits in recuperated welfare are measured in billions, while on a carrier level the predictive delay intelligence makes pro-active crew reallocation and gate reallocation, and passenger rebooking, possible.</w:t>
+        <w:t xml:space="preserve">While the primary users will be the airline operations control centres and the airport slot coordinators, the secondary users will be the operations, passenger facing apps and </w:t>
+      </w:r>
+      <w:proofErr w:type="gramStart"/>
+      <w:r>
+        <w:t>the airline</w:t>
+      </w:r>
+      <w:proofErr w:type="gramEnd"/>
+      <w:r>
+        <w:t xml:space="preserve"> revenue management. Even for small delays of a few minutes on a system-wide level, the benefits in recuperated welfare are measured in billions, while on a carrier level the predictive delay intelligence makes pro-active crew reallocation and gate reallocation, and passenger rebooking, possible.</w:t>
       </w:r>
     </w:p>
     <w:p/>
@@ -336,7 +352,7 @@
                     <pic:cNvPicPr/>
                   </pic:nvPicPr>
                   <pic:blipFill>
-                    <a:blip r:embed="rId4"/>
+                    <a:blip r:embed="rId5"/>
                     <a:stretch>
                       <a:fillRect/>
                     </a:stretch>
@@ -700,7 +716,15 @@
     </w:p>
     <w:p>
       <w:r>
-        <w:t xml:space="preserve">The key data source is the U.S. DOT Bureau of Transportation Statistics (BTS) Airline On-Time Performance Dataset (transtats.bts.gov) that includes scheduled/actual times, delay minutes by cause, origin/destination, tail numbers, and distance for air transportation within the United States. The extract from 2018–2023 has about 36 million records in 18 carriers and 373 airports (~12 GB CSV; ~2.5 GB in Parquet format). Weather and geographic/hub additional data </w:t>
+        <w:t xml:space="preserve">The key data source is the U.S. DOT Bureau of Transportation Statistics (BTS) Airline On-Time Performance Dataset (transtats.bts.gov) that includes scheduled/actual times, delay minutes by cause, origin/destination, tail numbers, and distance for air transportation within the United States. The extract from 2018–2023 has about 36 million records in 18 carriers and 373 airports (~12 GB CSV; ~2.5 GB in Parquet format). Weather </w:t>
+      </w:r>
+      <w:proofErr w:type="gramStart"/>
+      <w:r>
+        <w:t>and geographic/hub</w:t>
+      </w:r>
+      <w:proofErr w:type="gramEnd"/>
+      <w:r>
+        <w:t xml:space="preserve"> additional data </w:t>
       </w:r>
       <w:r>
         <w:t>are</w:t>
@@ -730,7 +754,7 @@
       </w:r>
     </w:p>
     <w:p>
-      <w:hyperlink r:id="rId5" w:history="1">
+      <w:hyperlink r:id="rId6" w:history="1">
         <w:r>
           <w:rPr>
             <w:rStyle w:val="Hyperlink"/>
@@ -760,7 +784,7 @@
       </w:r>
     </w:p>
     <w:p>
-      <w:hyperlink r:id="rId6" w:history="1">
+      <w:hyperlink r:id="rId7" w:history="1">
         <w:r>
           <w:rPr>
             <w:rStyle w:val="Hyperlink"/>
@@ -775,7 +799,7 @@
       </w:r>
     </w:p>
     <w:p>
-      <w:hyperlink r:id="rId7" w:history="1">
+      <w:hyperlink r:id="rId8" w:history="1">
         <w:r>
           <w:rPr>
             <w:rStyle w:val="Hyperlink"/>
@@ -993,7 +1017,15 @@
     </w:p>
     <w:p>
       <w:r>
-        <w:t>This is because the team adopts a distributed ownership model: each member owns a layer of the pipeline, and is responsible for designing, implementing, documenting (using GitHub/Jira tickets, see Table 3), and testing this layer. Sprint ceremonies are conducted biweekly on Microsoft Teams and each portion of work is backed by individual commit, pulls request and or jira tasks for contribution evidence.</w:t>
+        <w:t xml:space="preserve">This is because the team adopts a distributed ownership model: each member owns a layer of the pipeline, and is responsible for designing, implementing, documenting (using GitHub/Jira tickets, see Table 3), and testing this layer. Sprint ceremonies are conducted biweekly on Microsoft </w:t>
+      </w:r>
+      <w:proofErr w:type="gramStart"/>
+      <w:r>
+        <w:t>Teams</w:t>
+      </w:r>
+      <w:proofErr w:type="gramEnd"/>
+      <w:r>
+        <w:t xml:space="preserve"> and each portion of work is backed by individual commit, pulls request and or jira tasks for contribution evidence.</w:t>
       </w:r>
     </w:p>
     <w:p>
@@ -1374,7 +1406,15 @@
           </w:tcPr>
           <w:p>
             <w:r>
-              <w:t>Parquet + DuckDB; prototype on 2022–2023 subset</w:t>
+              <w:t xml:space="preserve">Parquet + DuckDB; prototype </w:t>
+            </w:r>
+            <w:proofErr w:type="gramStart"/>
+            <w:r>
+              <w:t>on</w:t>
+            </w:r>
+            <w:proofErr w:type="gramEnd"/>
+            <w:r>
+              <w:t xml:space="preserve"> 2022–2023 subset</w:t>
             </w:r>
           </w:p>
         </w:tc>
@@ -1612,7 +1652,15 @@
     </w:p>
     <w:p>
       <w:r>
-        <w:t xml:space="preserve">The BTS data does not include any PII for passengers, but does provide data on the carriers and routes that could show disparities influenced by socioeconomic access to air </w:t>
+        <w:t xml:space="preserve">The BTS data does not include any PII for </w:t>
+      </w:r>
+      <w:proofErr w:type="gramStart"/>
+      <w:r>
+        <w:t>passengers, but</w:t>
+      </w:r>
+      <w:proofErr w:type="gramEnd"/>
+      <w:r>
+        <w:t xml:space="preserve"> does provide data on the carriers and routes that could show disparities influenced by socioeconomic access to air </w:t>
       </w:r>
       <w:r>
         <w:t>travel</w:t>
@@ -1676,7 +1724,15 @@
     </w:p>
     <w:p>
       <w:r>
-        <w:t>All the following are in place: Shared repository access (GitHub branch-protection) via keys currently in the hands of all team members which are excluded in the .gitignore (API keys are stored as environment variables), MinIO role-based access control is used for access to the repositories, and all communication is by means of university-sanctioned Microsoft Teams/Outlook. The data lineage log is created and kept throughout the process, with every data transformation committed, following the approach of Stoudt et al. (2024).</w:t>
+        <w:t xml:space="preserve">All the following are in place: Shared repository access (GitHub branch-protection) via keys currently in the hands of all team members which are excluded in </w:t>
+      </w:r>
+      <w:proofErr w:type="gramStart"/>
+      <w:r>
+        <w:t>the .gitignore</w:t>
+      </w:r>
+      <w:proofErr w:type="gramEnd"/>
+      <w:r>
+        <w:t xml:space="preserve"> (API keys are stored as environment variables), MinIO role-based access control is used for access to the repositories, and all communication is by means of university-sanctioned Microsoft Teams/Outlook. The data lineage log is created and kept throughout the process, with every data transformation committed, following the approach of Stoudt et al. (2024).</w:t>
       </w:r>
     </w:p>
     <w:p/>
@@ -2196,7 +2252,15 @@
           </w:tcPr>
           <w:p>
             <w:r>
-              <w:t>Departure delay in minutes (0 if early/on-time)</w:t>
+              <w:t>Departure delay in minutes (0 if early/</w:t>
+            </w:r>
+            <w:proofErr w:type="gramStart"/>
+            <w:r>
+              <w:t>on-time</w:t>
+            </w:r>
+            <w:proofErr w:type="gramEnd"/>
+            <w:r>
+              <w:t>)</w:t>
             </w:r>
           </w:p>
         </w:tc>
@@ -2780,6 +2844,92 @@
         </w:tc>
       </w:tr>
     </w:tbl>
+    <w:p/>
+    <w:p>
+      <w:pPr>
+        <w:pStyle w:val="Heading2"/>
+      </w:pPr>
+      <w:bookmarkStart w:id="17" w:name="_Toc237725069"/>
+      <w:r>
+        <w:t>Appendix B: Detailed Pipeline Process Design</w:t>
+      </w:r>
+      <w:bookmarkEnd w:id="17"/>
+    </w:p>
+    <w:p>
+      <w:r>
+        <w:t>Instead of giving the code for an actual implementation of each of the 5 "architecture" layers outlined in section 4, each layer is detailed at the design level, that is, what the layer is responsible for and what the layer passes on to the next.</w:t>
+      </w:r>
+    </w:p>
+    <w:p>
+      <w:pPr>
+        <w:pStyle w:val="ListBullet"/>
+        <w:tabs>
+          <w:tab w:val="num" w:pos="360"/>
+        </w:tabs>
+        <w:ind w:left="360" w:hanging="360"/>
+      </w:pPr>
+      <w:r>
+        <w:t xml:space="preserve">Lineage tracking of downloaded files is performed with retention of checksums, and with scheduled Airflow tasks pulling monthly BTS extractions over HTTPS, NOAA GHCN-Daily records over bulk FTP with API </w:t>
+      </w:r>
+      <w:proofErr w:type="gramStart"/>
+      <w:r>
+        <w:t>fallback, and</w:t>
+      </w:r>
+      <w:proofErr w:type="gramEnd"/>
+      <w:r>
+        <w:t xml:space="preserve"> finally picking up of the static OpenFlights CSV.</w:t>
+      </w:r>
+    </w:p>
+    <w:p>
+      <w:pPr>
+        <w:pStyle w:val="ListBullet"/>
+        <w:tabs>
+          <w:tab w:val="num" w:pos="360"/>
+        </w:tabs>
+        <w:ind w:left="360" w:hanging="360"/>
+      </w:pPr>
+      <w:r>
+        <w:t>Storage (MinIO): three buckets to store the data: the raw-zone (where the data lands before being immutable), curated-zone (where the data is stored after DuckDB cleanup and typed), and feature-zone (model-ready, versioned by training run, feature tables).</w:t>
+      </w:r>
+    </w:p>
+    <w:p>
+      <w:pPr>
+        <w:pStyle w:val="ListBullet"/>
+        <w:tabs>
+          <w:tab w:val="num" w:pos="360"/>
+        </w:tabs>
+        <w:ind w:left="360" w:hanging="360"/>
+      </w:pPr>
+      <w:r>
+        <w:t>Processing (DuckDB): SQL transformations deduplicate data on flight-leg keys, normalise the local-to-UTC conversion for departure and arrival time, join the flight information to the nearest station for the date of the flight, join the flight information to the airport data using IATA code, and impute missing delay-cause codes according to a set of rules.</w:t>
+      </w:r>
+    </w:p>
+    <w:p>
+      <w:pPr>
+        <w:pStyle w:val="ListBullet"/>
+        <w:tabs>
+          <w:tab w:val="num" w:pos="360"/>
+        </w:tabs>
+        <w:ind w:left="360" w:hanging="360"/>
+      </w:pPr>
+      <w:r>
+        <w:lastRenderedPageBreak/>
+        <w:t>Temporal features (hour of day, day of week, holiday flag), carrier/airport delay-rate features (rolling the last 7 days) and features built from the graph (hub-centrality features based on Li et. al. (2024)) are added as features; models are trained on walk-forward windows and models are registered with their feature-set version for reproducibility.</w:t>
+      </w:r>
+    </w:p>
+    <w:p>
+      <w:pPr>
+        <w:pStyle w:val="ListBullet"/>
+        <w:numPr>
+          <w:ilvl w:val="0"/>
+          <w:numId w:val="0"/>
+        </w:numPr>
+        <w:ind w:left="360"/>
+      </w:pPr>
+      <w:r>
+        <w:t>Visualisation/automation: Visualisation is built into the Plotly Dash app, which is only fed by the feature-zone and a predictions table only updated by the nightly batch-scoring task scheduled by Airflow.</w:t>
+      </w:r>
+    </w:p>
     <w:p/>
     <w:sectPr>
       <w:pgSz w:w="11906" w:h="16838"/>
@@ -2789,6 +2939,35 @@
     </w:sectPr>
   </w:body>
 </w:document>
+</file>
+
+<file path=word/numbering.xml><?xml version="1.0" encoding="utf-8"?>
+<w:numbering xmlns:wpc="http://schemas.microsoft.com/office/word/2010/wordprocessingCanvas" xmlns:cx="http://schemas.microsoft.com/office/drawing/2014/chartex" xmlns:cx1="http://schemas.microsoft.com/office/drawing/2015/9/8/chartex" xmlns:cx2="http://schemas.microsoft.com/office/drawing/2015/10/21/chartex" xmlns:cx3="http://schemas.microsoft.com/office/drawing/2016/5/9/chartex" xmlns:cx4="http://schemas.microsoft.com/office/drawing/2016/5/10/chartex" xmlns:cx5="http://schemas.microsoft.com/office/drawing/2016/5/11/chartex" xmlns:cx6="http://schemas.microsoft.com/office/drawing/2016/5/12/chartex" xmlns:cx7="http://schemas.microsoft.com/office/drawing/2016/5/13/chartex" xmlns:cx8="http://schemas.microsoft.com/office/drawing/2016/5/14/chartex" xmlns:mc="http://schemas.openxmlformats.org/markup-compatibility/2006" xmlns:aink="http://schemas.microsoft.com/office/drawing/2016/ink" xmlns:am3d="http://schemas.microsoft.com/office/drawing/2017/model3d" xmlns:o="urn:schemas-microsoft-com:office:office" xmlns:oel="http://schemas.microsoft.com/office/2019/extlst" xmlns:r="http://schemas.openxmlformats.org/officeDocument/2006/relationships" xmlns:m="http://schemas.openxmlformats.org/officeDocument/2006/math" xmlns:v="urn:schemas-microsoft-com:vml" xmlns:wp14="http://schemas.microsoft.com/office/word/2010/wordprocessingDrawing" xmlns:wp="http://schemas.openxmlformats.org/drawingml/2006/wordprocessingDrawing" xmlns:w10="urn:schemas-microsoft-com:office:word" xmlns:w="http://schemas.openxmlformats.org/wordprocessingml/2006/main" xmlns:w14="http://schemas.microsoft.com/office/word/2010/wordml" xmlns:w15="http://schemas.microsoft.com/office/word/2012/wordml" xmlns:w16cei="http://schemas.microsoft.com/office/word/2026/wordml/cei" xmlns:w16cex="http://schemas.microsoft.com/office/word/2018/wordml/cex" xmlns:w16cid="http://schemas.microsoft.com/office/word/2016/wordml/cid" xmlns:w16="http://schemas.microsoft.com/office/word/2018/wordml" xmlns:w16du="http://schemas.microsoft.com/office/word/2023/wordml/word16du" xmlns:w16sdtdh="http://schemas.microsoft.com/office/word/2020/wordml/sdtdatahash" xmlns:w16sdtfl="http://schemas.microsoft.com/office/word/2024/wordml/sdtformatlock" xmlns:w16se="http://schemas.microsoft.com/office/word/2015/wordml/symex" xmlns:wpg="http://schemas.microsoft.com/office/word/2010/wordprocessingGroup" xmlns:wpi="http://schemas.microsoft.com/office/word/2010/wordprocessingInk" xmlns:wne="http://schemas.microsoft.com/office/word/2006/wordml" xmlns:wps="http://schemas.microsoft.com/office/word/2010/wordprocessingShape" mc:Ignorable="w14 w15 w16se w16cid w16 w16cex w16sdtdh w16sdtfl w16du wp14">
+  <w:abstractNum w:abstractNumId="0" w15:restartNumberingAfterBreak="0">
+    <w:nsid w:val="FFFFFF89"/>
+    <w:multiLevelType w:val="singleLevel"/>
+    <w:tmpl w:val="72E2BE84"/>
+    <w:lvl w:ilvl="0">
+      <w:start w:val="1"/>
+      <w:numFmt w:val="bullet"/>
+      <w:pStyle w:val="ListBullet"/>
+      <w:lvlText w:val=""/>
+      <w:lvlJc w:val="left"/>
+      <w:pPr>
+        <w:tabs>
+          <w:tab w:val="num" w:pos="360"/>
+        </w:tabs>
+        <w:ind w:left="360" w:hanging="360"/>
+      </w:pPr>
+      <w:rPr>
+        <w:rFonts w:ascii="Symbol" w:hAnsi="Symbol" w:hint="default"/>
+      </w:rPr>
+    </w:lvl>
+  </w:abstractNum>
+  <w:num w:numId="1" w16cid:durableId="1656302392">
+    <w:abstractNumId w:val="0"/>
+  </w:num>
+</w:numbering>
 </file>
 
 <file path=word/styles.xml><?xml version="1.0" encoding="utf-8"?>
@@ -3442,6 +3621,7 @@
   <w:style w:type="character" w:default="1" w:styleId="DefaultParagraphFont">
     <w:name w:val="Default Paragraph Font"/>
     <w:uiPriority w:val="1"/>
+    <w:semiHidden/>
     <w:unhideWhenUsed/>
   </w:style>
   <w:style w:type="table" w:default="1" w:styleId="TableNormal">
@@ -3837,6 +4017,23 @@
       <w:u w:val="single"/>
     </w:rPr>
   </w:style>
+  <w:style w:type="paragraph" w:styleId="ListBullet">
+    <w:name w:val="List Bullet"/>
+    <w:basedOn w:val="Normal"/>
+    <w:uiPriority w:val="99"/>
+    <w:unhideWhenUsed/>
+    <w:rsid w:val="006A09AC"/>
+    <w:pPr>
+      <w:numPr>
+        <w:numId w:val="1"/>
+      </w:numPr>
+      <w:tabs>
+        <w:tab w:val="clear" w:pos="360"/>
+      </w:tabs>
+      <w:ind w:left="0" w:firstLine="0"/>
+      <w:contextualSpacing/>
+    </w:pPr>
+  </w:style>
 </w:styles>
 </file>
 

--- a/PRT661 - DSP - A1.docx
+++ b/PRT661 - DSP - A1.docx
@@ -188,7 +188,47 @@
           </w:tcPr>
           <w:p>
             <w:r>
-              <w:t>Python, DuckDB, MinIO, scikit-learn, XGBoost, LightGBM, Plotly Dash, Apache Airflow</w:t>
+              <w:t xml:space="preserve">Python, </w:t>
+            </w:r>
+            <w:proofErr w:type="spellStart"/>
+            <w:r>
+              <w:t>DuckDB</w:t>
+            </w:r>
+            <w:proofErr w:type="spellEnd"/>
+            <w:r>
+              <w:t xml:space="preserve">, </w:t>
+            </w:r>
+            <w:proofErr w:type="spellStart"/>
+            <w:r>
+              <w:t>MinIO</w:t>
+            </w:r>
+            <w:proofErr w:type="spellEnd"/>
+            <w:r>
+              <w:t xml:space="preserve">, scikit-learn, </w:t>
+            </w:r>
+            <w:proofErr w:type="spellStart"/>
+            <w:r>
+              <w:t>XGBoost</w:t>
+            </w:r>
+            <w:proofErr w:type="spellEnd"/>
+            <w:r>
+              <w:t xml:space="preserve">, </w:t>
+            </w:r>
+            <w:proofErr w:type="spellStart"/>
+            <w:r>
+              <w:t>LightGBM</w:t>
+            </w:r>
+            <w:proofErr w:type="spellEnd"/>
+            <w:r>
+              <w:t xml:space="preserve">, </w:t>
+            </w:r>
+            <w:proofErr w:type="spellStart"/>
+            <w:r>
+              <w:t>Plotly</w:t>
+            </w:r>
+            <w:proofErr w:type="spellEnd"/>
+            <w:r>
+              <w:t xml:space="preserve"> Dash, Apache Airflow</w:t>
             </w:r>
           </w:p>
         </w:tc>
@@ -223,18 +263,79 @@
       </w:r>
     </w:p>
     <w:p>
-      <w:r>
-        <w:t>Lambelho et al. (2020) present evidence of machine-learning models outperforming simple scheduling heuristics for predicting delay/cancellation with carrier behaviour and contextual features; and that gradient-boosting ensembles (XGBoost, LightGBM, CatBoost) with weather features can achieve strong accuracy on large-scale aviation datasets, as demonstrated in Dai (2024). This project brings these results into practice in the form of a reproducible, open-source pipeline.</w:t>
-      </w:r>
-    </w:p>
-    <w:p>
-      <w:r>
-        <w:t>Objectives: acquire, clean and merge BTS flight records, NOAA weather and airport metadata (2018–2023); perform EDA on BTS flight delay patterns across carriers, airports, routes, seasons, and NOAA weather; prepare temporal and contextual predictive features; train and test classifiers (Logistic Regression, Random Forest, XGBoost, LightGBM) for binary prediction delay or not; create a regression sub-model forecasting duration of delay in minutes; provide the results through an operational dashboard; and apply ethical, privacy-aware, and reproducible practice throughout.</w:t>
-      </w:r>
-    </w:p>
-    <w:p>
-      <w:r>
-        <w:t>This is a Data Science endeavour, not just a Data wrangling/ML exercise, everything from acquiring and storing data, to wrangling, exploring, modelling, to decision-oriented visualization. The decision that is supported is well-specified and measurable: will this flight depart on time, and if not, about how many minutes late will it be?</w:t>
+      <w:proofErr w:type="spellStart"/>
+      <w:r>
+        <w:t>Lambelho</w:t>
+      </w:r>
+      <w:proofErr w:type="spellEnd"/>
+      <w:r>
+        <w:t xml:space="preserve"> et al. (2020) present evidence of machine-learning models outperforming simple scheduling heuristics for predicting delay/cancellation with carrier </w:t>
+      </w:r>
+      <w:proofErr w:type="spellStart"/>
+      <w:r>
+        <w:t>behaviour</w:t>
+      </w:r>
+      <w:proofErr w:type="spellEnd"/>
+      <w:r>
+        <w:t xml:space="preserve"> and contextual features; and that gradient-boosting ensembles (</w:t>
+      </w:r>
+      <w:proofErr w:type="spellStart"/>
+      <w:r>
+        <w:t>XGBoost</w:t>
+      </w:r>
+      <w:proofErr w:type="spellEnd"/>
+      <w:r>
+        <w:t xml:space="preserve">, </w:t>
+      </w:r>
+      <w:proofErr w:type="spellStart"/>
+      <w:r>
+        <w:t>LightGBM</w:t>
+      </w:r>
+      <w:proofErr w:type="spellEnd"/>
+      <w:r>
+        <w:t xml:space="preserve">, </w:t>
+      </w:r>
+      <w:proofErr w:type="spellStart"/>
+      <w:r>
+        <w:t>CatBoost</w:t>
+      </w:r>
+      <w:proofErr w:type="spellEnd"/>
+      <w:r>
+        <w:t>) with weather features can achieve strong accuracy on large-scale aviation datasets, as demonstrated in Dai (2024). This project brings these results into practice in the form of a reproducible, open-source pipeline.</w:t>
+      </w:r>
+    </w:p>
+    <w:p>
+      <w:r>
+        <w:t xml:space="preserve">Objectives: acquire, clean and merge BTS flight records, NOAA weather and airport metadata (2018–2023); perform EDA on BTS flight delay patterns across carriers, airports, routes, seasons, and NOAA weather; prepare temporal and contextual predictive features; train and test classifiers (Logistic Regression, Random Forest, </w:t>
+      </w:r>
+      <w:proofErr w:type="spellStart"/>
+      <w:r>
+        <w:t>XGBoost</w:t>
+      </w:r>
+      <w:proofErr w:type="spellEnd"/>
+      <w:r>
+        <w:t xml:space="preserve">, </w:t>
+      </w:r>
+      <w:proofErr w:type="spellStart"/>
+      <w:r>
+        <w:t>LightGBM</w:t>
+      </w:r>
+      <w:proofErr w:type="spellEnd"/>
+      <w:r>
+        <w:t>) for binary prediction delay or not; create a regression sub-model forecasting duration of delay in minutes; provide the results through an operational dashboard; and apply ethical, privacy-aware, and reproducible practice throughout.</w:t>
+      </w:r>
+    </w:p>
+    <w:p>
+      <w:r>
+        <w:t xml:space="preserve">This is a Data Science </w:t>
+      </w:r>
+      <w:proofErr w:type="spellStart"/>
+      <w:r>
+        <w:t>endeavour</w:t>
+      </w:r>
+      <w:proofErr w:type="spellEnd"/>
+      <w:r>
+        <w:t>, not just a Data wrangling/ML exercise, everything from acquiring and storing data, to wrangling, exploring, modelling, to decision-oriented visualization. The decision that is supported is well-specified and measurable: will this flight depart on time, and if not, about how many minutes late will it be?</w:t>
       </w:r>
     </w:p>
     <w:p/>
@@ -255,7 +356,15 @@
       </w:r>
       <w:r>
         <w:lastRenderedPageBreak/>
-        <w:t xml:space="preserve">components of a pipeline acquisition, storage, processing, analytics/ML, visualisation and workflow automation are all addressed as well as data-quality assessment, data Five Vs analysis, and dashboard design for stakeholders. </w:t>
+        <w:t xml:space="preserve">components of a pipeline acquisition, storage, processing, analytics/ML, </w:t>
+      </w:r>
+      <w:proofErr w:type="spellStart"/>
+      <w:r>
+        <w:t>visualisation</w:t>
+      </w:r>
+      <w:proofErr w:type="spellEnd"/>
+      <w:r>
+        <w:t xml:space="preserve"> and workflow automation are all addressed as well as data-quality assessment, data Five Vs analysis, and dashboard design for stakeholders. </w:t>
       </w:r>
     </w:p>
     <w:p>
@@ -300,7 +409,15 @@
     </w:p>
     <w:p>
       <w:r>
-        <w:t xml:space="preserve">While the primary users will be the airline operations control centres and the airport slot coordinators, the secondary users will be the operations, passenger facing apps and </w:t>
+        <w:t xml:space="preserve">While the primary users will be the airline operations control </w:t>
+      </w:r>
+      <w:proofErr w:type="spellStart"/>
+      <w:r>
+        <w:t>centres</w:t>
+      </w:r>
+      <w:proofErr w:type="spellEnd"/>
+      <w:r>
+        <w:t xml:space="preserve"> and the airport slot coordinators, the secondary users will be the operations, passenger facing apps and </w:t>
       </w:r>
       <w:proofErr w:type="gramStart"/>
       <w:r>
@@ -407,7 +524,31 @@
     </w:p>
     <w:p>
       <w:r>
-        <w:t xml:space="preserve">The data flow is: BTS/NOAA sources to Python ingestion to MinIO raw zone to DuckDB processing to Parquet feature store to ML pipeline to Plotly Dash dashboard. The full history of all transformations is recorded in a data lineage document and uploaded onto GitHub, based on the work and suggestions of Stoudt et al. (2024) about </w:t>
+        <w:t xml:space="preserve">The data flow is: BTS/NOAA sources to Python ingestion to </w:t>
+      </w:r>
+      <w:proofErr w:type="spellStart"/>
+      <w:r>
+        <w:t>MinIO</w:t>
+      </w:r>
+      <w:proofErr w:type="spellEnd"/>
+      <w:r>
+        <w:t xml:space="preserve"> raw zone to </w:t>
+      </w:r>
+      <w:proofErr w:type="spellStart"/>
+      <w:r>
+        <w:t>DuckDB</w:t>
+      </w:r>
+      <w:proofErr w:type="spellEnd"/>
+      <w:r>
+        <w:t xml:space="preserve"> processing to Parquet feature store to ML pipeline to </w:t>
+      </w:r>
+      <w:proofErr w:type="spellStart"/>
+      <w:r>
+        <w:t>Plotly</w:t>
+      </w:r>
+      <w:proofErr w:type="spellEnd"/>
+      <w:r>
+        <w:t xml:space="preserve"> Dash dashboard. The full history of all transformations is recorded in a data lineage document and uploaded onto GitHub, based on the work and suggestions of Stoudt et al. (2024) about </w:t>
       </w:r>
       <w:r>
         <w:t xml:space="preserve">an </w:t>
@@ -590,7 +731,15 @@
           </w:tcPr>
           <w:p>
             <w:r>
-              <w:t>Cleaning pipeline; feature engineering; baseline models; Airflow DAG; MinIO config</w:t>
+              <w:t xml:space="preserve">Cleaning pipeline; feature engineering; baseline models; Airflow DAG; </w:t>
+            </w:r>
+            <w:proofErr w:type="spellStart"/>
+            <w:r>
+              <w:t>MinIO</w:t>
+            </w:r>
+            <w:proofErr w:type="spellEnd"/>
+            <w:r>
+              <w:t xml:space="preserve"> config</w:t>
             </w:r>
           </w:p>
         </w:tc>
@@ -631,8 +780,29 @@
             <w:tcW w:w="0" w:type="auto"/>
           </w:tcPr>
           <w:p>
-            <w:r>
-              <w:t>XGBoost/LightGBM/RF; Optuna HPO; SHAP; fairness check; SMOTE; dashboard prototype</w:t>
+            <w:proofErr w:type="spellStart"/>
+            <w:r>
+              <w:t>XGBoost</w:t>
+            </w:r>
+            <w:proofErr w:type="spellEnd"/>
+            <w:r>
+              <w:t>/</w:t>
+            </w:r>
+            <w:proofErr w:type="spellStart"/>
+            <w:r>
+              <w:t>LightGBM</w:t>
+            </w:r>
+            <w:proofErr w:type="spellEnd"/>
+            <w:r>
+              <w:t xml:space="preserve">/RF; </w:t>
+            </w:r>
+            <w:proofErr w:type="spellStart"/>
+            <w:r>
+              <w:t>Optuna</w:t>
+            </w:r>
+            <w:proofErr w:type="spellEnd"/>
+            <w:r>
+              <w:t xml:space="preserve"> HPO; SHAP; fairness check; SMOTE; dashboard prototype</w:t>
             </w:r>
           </w:p>
         </w:tc>
@@ -674,7 +844,15 @@
           </w:tcPr>
           <w:p>
             <w:r>
-              <w:t>Dashboard finalisation; automated reporting; ethics review; lineage docs; README</w:t>
+              <w:t xml:space="preserve">Dashboard </w:t>
+            </w:r>
+            <w:proofErr w:type="spellStart"/>
+            <w:r>
+              <w:t>finalisation</w:t>
+            </w:r>
+            <w:proofErr w:type="spellEnd"/>
+            <w:r>
+              <w:t>; automated reporting; ethics review; lineage docs; README</w:t>
             </w:r>
           </w:p>
         </w:tc>
@@ -730,7 +908,15 @@
         <w:t>are</w:t>
       </w:r>
       <w:r>
-        <w:t xml:space="preserve"> provided by NOAA GHCN-Daily weather and the OpenFlights airport database.</w:t>
+        <w:t xml:space="preserve"> provided by NOAA GHCN-Daily weather and the </w:t>
+      </w:r>
+      <w:proofErr w:type="spellStart"/>
+      <w:r>
+        <w:t>OpenFlights</w:t>
+      </w:r>
+      <w:proofErr w:type="spellEnd"/>
+      <w:r>
+        <w:t xml:space="preserve"> airport database.</w:t>
       </w:r>
     </w:p>
     <w:p>
@@ -794,8 +980,13 @@
       </w:hyperlink>
     </w:p>
     <w:p>
-      <w:r>
-        <w:t>OpenFlights airport metadata</w:t>
+      <w:proofErr w:type="spellStart"/>
+      <w:r>
+        <w:t>OpenFlights</w:t>
+      </w:r>
+      <w:proofErr w:type="spellEnd"/>
+      <w:r>
+        <w:t xml:space="preserve"> airport metadata</w:t>
       </w:r>
     </w:p>
     <w:p>
@@ -909,7 +1100,23 @@
               <w:t>to</w:t>
             </w:r>
             <w:r>
-              <w:t xml:space="preserve"> ~2.5 GB Parquet; DuckDB in-process SQL; MinIO three-zone storage.</w:t>
+              <w:t xml:space="preserve"> ~2.5 GB Parquet; </w:t>
+            </w:r>
+            <w:proofErr w:type="spellStart"/>
+            <w:r>
+              <w:t>DuckDB</w:t>
+            </w:r>
+            <w:proofErr w:type="spellEnd"/>
+            <w:r>
+              <w:t xml:space="preserve"> in-process SQL; </w:t>
+            </w:r>
+            <w:proofErr w:type="spellStart"/>
+            <w:r>
+              <w:t>MinIO</w:t>
+            </w:r>
+            <w:proofErr w:type="spellEnd"/>
+            <w:r>
+              <w:t xml:space="preserve"> three-zone storage.</w:t>
             </w:r>
           </w:p>
         </w:tc>
@@ -954,7 +1161,23 @@
           </w:tcPr>
           <w:p>
             <w:r>
-              <w:t>Structured CSV, semi-structured JSON (NOAA), relational lookups (OpenFlights) unified via DuckDB.</w:t>
+              <w:t>Structured CSV, semi-structured JSON (NOAA), relational lookups (</w:t>
+            </w:r>
+            <w:proofErr w:type="spellStart"/>
+            <w:r>
+              <w:t>OpenFlights</w:t>
+            </w:r>
+            <w:proofErr w:type="spellEnd"/>
+            <w:r>
+              <w:t xml:space="preserve">) unified via </w:t>
+            </w:r>
+            <w:proofErr w:type="spellStart"/>
+            <w:r>
+              <w:t>DuckDB</w:t>
+            </w:r>
+            <w:proofErr w:type="spellEnd"/>
+            <w:r>
+              <w:t>.</w:t>
             </w:r>
           </w:p>
         </w:tc>
@@ -1025,7 +1248,15 @@
       </w:r>
       <w:proofErr w:type="gramEnd"/>
       <w:r>
-        <w:t xml:space="preserve"> and each portion of work is backed by individual commit, pulls request and or jira tasks for contribution evidence.</w:t>
+        <w:t xml:space="preserve"> and each portion of work is backed by individual commit, pulls request and or </w:t>
+      </w:r>
+      <w:proofErr w:type="spellStart"/>
+      <w:r>
+        <w:t>jira</w:t>
+      </w:r>
+      <w:proofErr w:type="spellEnd"/>
+      <w:r>
+        <w:t xml:space="preserve"> tasks for contribution evidence.</w:t>
       </w:r>
     </w:p>
     <w:p>
@@ -1134,7 +1365,15 @@
           </w:tcPr>
           <w:p>
             <w:r>
-              <w:t>BTS + NOAA ingestion; MinIO config; Airflow DAG; ETL; data quality audit</w:t>
+              <w:t xml:space="preserve">BTS + NOAA ingestion; </w:t>
+            </w:r>
+            <w:proofErr w:type="spellStart"/>
+            <w:r>
+              <w:t>MinIO</w:t>
+            </w:r>
+            <w:proofErr w:type="spellEnd"/>
+            <w:r>
+              <w:t xml:space="preserve"> config; Airflow DAG; ETL; data quality audit</w:t>
             </w:r>
           </w:p>
         </w:tc>
@@ -1166,7 +1405,23 @@
           </w:tcPr>
           <w:p>
             <w:r>
-              <w:t>EDA notebooks; delay visualisations; DuckDB SQL analytics</w:t>
+              <w:t xml:space="preserve">EDA notebooks; delay </w:t>
+            </w:r>
+            <w:proofErr w:type="spellStart"/>
+            <w:r>
+              <w:t>visualisations</w:t>
+            </w:r>
+            <w:proofErr w:type="spellEnd"/>
+            <w:r>
+              <w:t xml:space="preserve">; </w:t>
+            </w:r>
+            <w:proofErr w:type="spellStart"/>
+            <w:r>
+              <w:t>DuckDB</w:t>
+            </w:r>
+            <w:proofErr w:type="spellEnd"/>
+            <w:r>
+              <w:t xml:space="preserve"> SQL analytics</w:t>
             </w:r>
           </w:p>
         </w:tc>
@@ -1198,7 +1453,15 @@
           </w:tcPr>
           <w:p>
             <w:r>
-              <w:t>Model training; Optuna HPO; walk-forward CV; SHAP; fairness evaluation</w:t>
+              <w:t xml:space="preserve">Model training; </w:t>
+            </w:r>
+            <w:proofErr w:type="spellStart"/>
+            <w:r>
+              <w:t>Optuna</w:t>
+            </w:r>
+            <w:proofErr w:type="spellEnd"/>
+            <w:r>
+              <w:t xml:space="preserve"> HPO; walk-forward CV; SHAP; fairness evaluation</w:t>
             </w:r>
           </w:p>
         </w:tc>
@@ -1229,8 +1492,13 @@
             <w:tcW w:w="0" w:type="auto"/>
           </w:tcPr>
           <w:p>
-            <w:r>
-              <w:t>Plotly Dash app; prediction UI; performance views; scheduled reports</w:t>
+            <w:proofErr w:type="spellStart"/>
+            <w:r>
+              <w:t>Plotly</w:t>
+            </w:r>
+            <w:proofErr w:type="spellEnd"/>
+            <w:r>
+              <w:t xml:space="preserve"> Dash app; prediction UI; performance views; scheduled reports</w:t>
             </w:r>
           </w:p>
         </w:tc>
@@ -1406,7 +1674,15 @@
           </w:tcPr>
           <w:p>
             <w:r>
-              <w:t xml:space="preserve">Parquet + DuckDB; prototype </w:t>
+              <w:t xml:space="preserve">Parquet + </w:t>
+            </w:r>
+            <w:proofErr w:type="spellStart"/>
+            <w:r>
+              <w:t>DuckDB</w:t>
+            </w:r>
+            <w:proofErr w:type="spellEnd"/>
+            <w:r>
+              <w:t xml:space="preserve">; prototype </w:t>
             </w:r>
             <w:proofErr w:type="gramStart"/>
             <w:r>
@@ -1666,7 +1942,15 @@
         <w:t>travel</w:t>
       </w:r>
       <w:r>
-        <w:t>. Drawing on Mehrabi et al. (2021) fairness framework, model performance will be broken down based on carrier type, airport hub classification, and geography of the route, and gaps reported transparently, with post hoc interventions, ranging from equalised-odds adjustment (as an example), as necessary.</w:t>
+        <w:t xml:space="preserve">. Drawing on Mehrabi et al. (2021) fairness framework, model performance will be broken down based on carrier type, airport hub classification, and geography of the route, and gaps reported transparently, with post hoc interventions, ranging from </w:t>
+      </w:r>
+      <w:proofErr w:type="spellStart"/>
+      <w:r>
+        <w:t>equalised</w:t>
+      </w:r>
+      <w:proofErr w:type="spellEnd"/>
+      <w:r>
+        <w:t>-odds adjustment (as an example), as necessary.</w:t>
       </w:r>
     </w:p>
     <w:p>
@@ -1681,7 +1965,23 @@
     </w:p>
     <w:p>
       <w:r>
-        <w:t xml:space="preserve">All the data sources are openly licensed and public: BTS data under the U.S. federal open data mandate, GHCN NOAA data as public domain and OpenFlights data under the ODbL. No sensitive data requiring consent is gathered; only variables that are relevant in prediction are </w:t>
+        <w:t xml:space="preserve">All the data sources are openly licensed and public: BTS data under the U.S. federal open data mandate, GHCN NOAA data as public domain and </w:t>
+      </w:r>
+      <w:proofErr w:type="spellStart"/>
+      <w:r>
+        <w:t>OpenFlights</w:t>
+      </w:r>
+      <w:proofErr w:type="spellEnd"/>
+      <w:r>
+        <w:t xml:space="preserve"> data under the </w:t>
+      </w:r>
+      <w:proofErr w:type="spellStart"/>
+      <w:r>
+        <w:t>ODbL</w:t>
+      </w:r>
+      <w:proofErr w:type="spellEnd"/>
+      <w:r>
+        <w:t xml:space="preserve">. No sensitive data requiring consent is gathered; only variables that are relevant in prediction are </w:t>
       </w:r>
       <w:r>
         <w:lastRenderedPageBreak/>
@@ -1728,11 +2028,24 @@
       </w:r>
       <w:proofErr w:type="gramStart"/>
       <w:r>
-        <w:t>the .gitignore</w:t>
-      </w:r>
+        <w:t>the .</w:t>
+      </w:r>
+      <w:proofErr w:type="spellStart"/>
+      <w:r>
+        <w:t>gitignore</w:t>
+      </w:r>
+      <w:proofErr w:type="spellEnd"/>
       <w:proofErr w:type="gramEnd"/>
       <w:r>
-        <w:t xml:space="preserve"> (API keys are stored as environment variables), MinIO role-based access control is used for access to the repositories, and all communication is by means of university-sanctioned Microsoft Teams/Outlook. The data lineage log is created and kept throughout the process, with every data transformation committed, following the approach of Stoudt et al. (2024).</w:t>
+        <w:t xml:space="preserve"> (API keys are stored as environment variables), </w:t>
+      </w:r>
+      <w:proofErr w:type="spellStart"/>
+      <w:r>
+        <w:t>MinIO</w:t>
+      </w:r>
+      <w:proofErr w:type="spellEnd"/>
+      <w:r>
+        <w:t xml:space="preserve"> role-based access control is used for access to the repositories, and all communication is by means of university-sanctioned Microsoft Teams/Outlook. The data lineage log is created and kept throughout the process, with every data transformation committed, following the approach of Stoudt et al. (2024).</w:t>
       </w:r>
     </w:p>
     <w:p/>
@@ -1954,9 +2267,11 @@
             <w:hideMark/>
           </w:tcPr>
           <w:p>
+            <w:proofErr w:type="spellStart"/>
             <w:r>
               <w:t>FlightDate</w:t>
             </w:r>
+            <w:proofErr w:type="spellEnd"/>
           </w:p>
         </w:tc>
         <w:tc>
@@ -2024,9 +2339,11 @@
             <w:hideMark/>
           </w:tcPr>
           <w:p>
+            <w:proofErr w:type="spellStart"/>
             <w:r>
               <w:t>Reporting_Airline</w:t>
             </w:r>
+            <w:proofErr w:type="spellEnd"/>
           </w:p>
         </w:tc>
         <w:tc>
@@ -2164,9 +2481,19 @@
             <w:hideMark/>
           </w:tcPr>
           <w:p>
-            <w:r>
-              <w:t>CRSDepTime / CRSArrTime</w:t>
-            </w:r>
+            <w:proofErr w:type="spellStart"/>
+            <w:r>
+              <w:t>CRSDepTime</w:t>
+            </w:r>
+            <w:proofErr w:type="spellEnd"/>
+            <w:r>
+              <w:t xml:space="preserve"> / </w:t>
+            </w:r>
+            <w:proofErr w:type="spellStart"/>
+            <w:r>
+              <w:t>CRSArrTime</w:t>
+            </w:r>
+            <w:proofErr w:type="spellEnd"/>
           </w:p>
         </w:tc>
         <w:tc>
@@ -2234,9 +2561,11 @@
             <w:hideMark/>
           </w:tcPr>
           <w:p>
+            <w:proofErr w:type="spellStart"/>
             <w:r>
               <w:t>DepDelayMinutes</w:t>
             </w:r>
+            <w:proofErr w:type="spellEnd"/>
           </w:p>
         </w:tc>
         <w:tc>
@@ -2312,9 +2641,11 @@
             <w:hideMark/>
           </w:tcPr>
           <w:p>
+            <w:proofErr w:type="spellStart"/>
             <w:r>
               <w:t>ArrDelayMinutes</w:t>
             </w:r>
+            <w:proofErr w:type="spellEnd"/>
           </w:p>
         </w:tc>
         <w:tc>
@@ -2383,8 +2714,13 @@
           </w:tcPr>
           <w:p>
             <w:r>
-              <w:t>Cancelled / CancellationCode</w:t>
-            </w:r>
+              <w:t xml:space="preserve">Cancelled / </w:t>
+            </w:r>
+            <w:proofErr w:type="spellStart"/>
+            <w:r>
+              <w:t>CancellationCode</w:t>
+            </w:r>
+            <w:proofErr w:type="spellEnd"/>
           </w:p>
         </w:tc>
         <w:tc>
@@ -2453,9 +2789,43 @@
             <w:hideMark/>
           </w:tcPr>
           <w:p>
-            <w:r>
-              <w:t>CarrierDelay, WeatherDelay, NASDelay, SecurityDelay, LateAircraftDelay</w:t>
-            </w:r>
+            <w:proofErr w:type="spellStart"/>
+            <w:r>
+              <w:t>CarrierDelay</w:t>
+            </w:r>
+            <w:proofErr w:type="spellEnd"/>
+            <w:r>
+              <w:t xml:space="preserve">, </w:t>
+            </w:r>
+            <w:proofErr w:type="spellStart"/>
+            <w:r>
+              <w:t>WeatherDelay</w:t>
+            </w:r>
+            <w:proofErr w:type="spellEnd"/>
+            <w:r>
+              <w:t xml:space="preserve">, </w:t>
+            </w:r>
+            <w:proofErr w:type="spellStart"/>
+            <w:r>
+              <w:t>NASDelay</w:t>
+            </w:r>
+            <w:proofErr w:type="spellEnd"/>
+            <w:r>
+              <w:t xml:space="preserve">, </w:t>
+            </w:r>
+            <w:proofErr w:type="spellStart"/>
+            <w:r>
+              <w:t>SecurityDelay</w:t>
+            </w:r>
+            <w:proofErr w:type="spellEnd"/>
+            <w:r>
+              <w:t xml:space="preserve">, </w:t>
+            </w:r>
+            <w:proofErr w:type="spellStart"/>
+            <w:r>
+              <w:t>LateAircraftDelay</w:t>
+            </w:r>
+            <w:proofErr w:type="spellEnd"/>
           </w:p>
         </w:tc>
         <w:tc>
@@ -2716,25 +3086,32 @@
             <w:hideMark/>
           </w:tcPr>
           <w:p>
+            <w:proofErr w:type="spellStart"/>
             <w:r>
               <w:t>OpenFlights</w:t>
             </w:r>
-          </w:p>
-        </w:tc>
-        <w:tc>
-          <w:tcPr>
-            <w:tcW w:w="0" w:type="auto"/>
-            <w:tcBorders>
-              <w:top w:val="single" w:sz="4" w:space="0" w:color="auto"/>
-              <w:left w:val="single" w:sz="4" w:space="0" w:color="auto"/>
-              <w:bottom w:val="single" w:sz="4" w:space="0" w:color="auto"/>
-              <w:right w:val="single" w:sz="4" w:space="0" w:color="auto"/>
-            </w:tcBorders>
-            <w:hideMark/>
-          </w:tcPr>
-          <w:p>
-            <w:r>
-              <w:t>airport_id, IATA, ICAO</w:t>
+            <w:proofErr w:type="spellEnd"/>
+          </w:p>
+        </w:tc>
+        <w:tc>
+          <w:tcPr>
+            <w:tcW w:w="0" w:type="auto"/>
+            <w:tcBorders>
+              <w:top w:val="single" w:sz="4" w:space="0" w:color="auto"/>
+              <w:left w:val="single" w:sz="4" w:space="0" w:color="auto"/>
+              <w:bottom w:val="single" w:sz="4" w:space="0" w:color="auto"/>
+              <w:right w:val="single" w:sz="4" w:space="0" w:color="auto"/>
+            </w:tcBorders>
+            <w:hideMark/>
+          </w:tcPr>
+          <w:p>
+            <w:proofErr w:type="spellStart"/>
+            <w:r>
+              <w:t>airport_id</w:t>
+            </w:r>
+            <w:proofErr w:type="spellEnd"/>
+            <w:r>
+              <w:t>, IATA, ICAO</w:t>
             </w:r>
           </w:p>
         </w:tc>
@@ -2786,9 +3163,11 @@
             <w:hideMark/>
           </w:tcPr>
           <w:p>
+            <w:proofErr w:type="spellStart"/>
             <w:r>
               <w:t>OpenFlights</w:t>
             </w:r>
+            <w:proofErr w:type="spellEnd"/>
           </w:p>
         </w:tc>
         <w:tc>
@@ -2877,7 +3256,15 @@
       </w:r>
       <w:proofErr w:type="gramEnd"/>
       <w:r>
-        <w:t xml:space="preserve"> finally picking up of the static OpenFlights CSV.</w:t>
+        <w:t xml:space="preserve"> finally picking up of the static </w:t>
+      </w:r>
+      <w:proofErr w:type="spellStart"/>
+      <w:r>
+        <w:t>OpenFlights</w:t>
+      </w:r>
+      <w:proofErr w:type="spellEnd"/>
+      <w:r>
+        <w:t xml:space="preserve"> CSV.</w:t>
       </w:r>
     </w:p>
     <w:p>
@@ -2889,7 +3276,23 @@
         <w:ind w:left="360" w:hanging="360"/>
       </w:pPr>
       <w:r>
-        <w:t>Storage (MinIO): three buckets to store the data: the raw-zone (where the data lands before being immutable), curated-zone (where the data is stored after DuckDB cleanup and typed), and feature-zone (model-ready, versioned by training run, feature tables).</w:t>
+        <w:t>Storage (</w:t>
+      </w:r>
+      <w:proofErr w:type="spellStart"/>
+      <w:r>
+        <w:t>MinIO</w:t>
+      </w:r>
+      <w:proofErr w:type="spellEnd"/>
+      <w:r>
+        <w:t xml:space="preserve">): three buckets to store the data: the raw-zone (where the data lands before being immutable), curated-zone (where the data is stored after </w:t>
+      </w:r>
+      <w:proofErr w:type="spellStart"/>
+      <w:r>
+        <w:t>DuckDB</w:t>
+      </w:r>
+      <w:proofErr w:type="spellEnd"/>
+      <w:r>
+        <w:t xml:space="preserve"> cleanup and typed), and feature-zone (model-ready, versioned by training run, feature tables).</w:t>
       </w:r>
     </w:p>
     <w:p>
@@ -2901,7 +3304,23 @@
         <w:ind w:left="360" w:hanging="360"/>
       </w:pPr>
       <w:r>
-        <w:t>Processing (DuckDB): SQL transformations deduplicate data on flight-leg keys, normalise the local-to-UTC conversion for departure and arrival time, join the flight information to the nearest station for the date of the flight, join the flight information to the airport data using IATA code, and impute missing delay-cause codes according to a set of rules.</w:t>
+        <w:t>Processing (</w:t>
+      </w:r>
+      <w:proofErr w:type="spellStart"/>
+      <w:r>
+        <w:t>DuckDB</w:t>
+      </w:r>
+      <w:proofErr w:type="spellEnd"/>
+      <w:r>
+        <w:t xml:space="preserve">): SQL transformations deduplicate data on flight-leg keys, </w:t>
+      </w:r>
+      <w:proofErr w:type="spellStart"/>
+      <w:r>
+        <w:t>normalise</w:t>
+      </w:r>
+      <w:proofErr w:type="spellEnd"/>
+      <w:r>
+        <w:t xml:space="preserve"> the local-to-UTC conversion for departure and arrival time, join the flight information to the nearest station for the date of the flight, join the flight information to the airport data using IATA code, and impute missing delay-cause codes according to a set of rules.</w:t>
       </w:r>
     </w:p>
     <w:p>
@@ -2926,10 +3345,323 @@
         </w:numPr>
         <w:ind w:left="360"/>
       </w:pPr>
-      <w:r>
-        <w:t>Visualisation/automation: Visualisation is built into the Plotly Dash app, which is only fed by the feature-zone and a predictions table only updated by the nightly batch-scoring task scheduled by Airflow.</w:t>
-      </w:r>
-    </w:p>
+      <w:proofErr w:type="spellStart"/>
+      <w:r>
+        <w:t>Visualisation</w:t>
+      </w:r>
+      <w:proofErr w:type="spellEnd"/>
+      <w:r>
+        <w:t xml:space="preserve">/automation: </w:t>
+      </w:r>
+      <w:proofErr w:type="spellStart"/>
+      <w:r>
+        <w:t>Visualisation</w:t>
+      </w:r>
+      <w:proofErr w:type="spellEnd"/>
+      <w:r>
+        <w:t xml:space="preserve"> is built into the </w:t>
+      </w:r>
+      <w:proofErr w:type="spellStart"/>
+      <w:r>
+        <w:t>Plotly</w:t>
+      </w:r>
+      <w:proofErr w:type="spellEnd"/>
+      <w:r>
+        <w:t xml:space="preserve"> Dash app, which is only fed by the feature-zone and a predictions table only updated by the nightly batch-scoring task scheduled by Airflow.</w:t>
+      </w:r>
+    </w:p>
+    <w:p/>
+    <w:p>
+      <w:pPr>
+        <w:pStyle w:val="Heading2"/>
+      </w:pPr>
+      <w:bookmarkStart w:id="18" w:name="_Toc237725070"/>
+      <w:r>
+        <w:t>Appendix C: Model Development and Evaluation Plan</w:t>
+      </w:r>
+      <w:bookmarkEnd w:id="18"/>
+    </w:p>
+    <w:p>
+      <w:pPr>
+        <w:pStyle w:val="Caption"/>
+        <w:keepNext/>
+      </w:pPr>
+      <w:r>
+        <w:t xml:space="preserve">Table </w:t>
+      </w:r>
+      <w:r>
+        <w:fldChar w:fldCharType="begin"/>
+      </w:r>
+      <w:r>
+        <w:instrText xml:space="preserve"> SEQ Table \* ARABIC </w:instrText>
+      </w:r>
+      <w:r>
+        <w:fldChar w:fldCharType="separate"/>
+      </w:r>
+      <w:r>
+        <w:rPr>
+          <w:noProof/>
+        </w:rPr>
+        <w:t>6</w:t>
+      </w:r>
+      <w:r>
+        <w:rPr>
+          <w:noProof/>
+        </w:rPr>
+        <w:fldChar w:fldCharType="end"/>
+      </w:r>
+      <w:r>
+        <w:t xml:space="preserve">: </w:t>
+      </w:r>
+      <w:r>
+        <w:t>Planned models and evaluation metrics.</w:t>
+      </w:r>
+    </w:p>
+    <w:tbl>
+      <w:tblPr>
+        <w:tblStyle w:val="TableGrid"/>
+        <w:tblW w:w="0" w:type="auto"/>
+        <w:tblLook w:val="04A0" w:firstRow="1" w:lastRow="0" w:firstColumn="1" w:lastColumn="0" w:noHBand="0" w:noVBand="1"/>
+      </w:tblPr>
+      <w:tblGrid>
+        <w:gridCol w:w="1810"/>
+        <w:gridCol w:w="2109"/>
+        <w:gridCol w:w="2710"/>
+        <w:gridCol w:w="2387"/>
+      </w:tblGrid>
+      <w:tr>
+        <w:tc>
+          <w:tcPr>
+            <w:tcW w:w="0" w:type="auto"/>
+          </w:tcPr>
+          <w:p>
+            <w:r>
+              <w:rPr>
+                <w:b/>
+              </w:rPr>
+              <w:t>Task</w:t>
+            </w:r>
+          </w:p>
+        </w:tc>
+        <w:tc>
+          <w:tcPr>
+            <w:tcW w:w="0" w:type="auto"/>
+          </w:tcPr>
+          <w:p>
+            <w:r>
+              <w:rPr>
+                <w:b/>
+              </w:rPr>
+              <w:t>Candidate Models</w:t>
+            </w:r>
+          </w:p>
+        </w:tc>
+        <w:tc>
+          <w:tcPr>
+            <w:tcW w:w="0" w:type="auto"/>
+          </w:tcPr>
+          <w:p>
+            <w:r>
+              <w:rPr>
+                <w:b/>
+              </w:rPr>
+              <w:t>Key Hyperparameters</w:t>
+            </w:r>
+          </w:p>
+        </w:tc>
+        <w:tc>
+          <w:tcPr>
+            <w:tcW w:w="0" w:type="auto"/>
+          </w:tcPr>
+          <w:p>
+            <w:r>
+              <w:rPr>
+                <w:b/>
+              </w:rPr>
+              <w:t>Evaluation Metrics</w:t>
+            </w:r>
+          </w:p>
+        </w:tc>
+      </w:tr>
+      <w:tr>
+        <w:tc>
+          <w:tcPr>
+            <w:tcW w:w="0" w:type="auto"/>
+          </w:tcPr>
+          <w:p>
+            <w:r>
+              <w:t>Delay classification (delay / no delay)</w:t>
+            </w:r>
+          </w:p>
+        </w:tc>
+        <w:tc>
+          <w:tcPr>
+            <w:tcW w:w="0" w:type="auto"/>
+          </w:tcPr>
+          <w:p>
+            <w:r>
+              <w:t xml:space="preserve">Logistic Regression (baseline), Random Forest, </w:t>
+            </w:r>
+            <w:proofErr w:type="spellStart"/>
+            <w:r>
+              <w:t>XGBoost</w:t>
+            </w:r>
+            <w:proofErr w:type="spellEnd"/>
+            <w:r>
+              <w:t xml:space="preserve">, </w:t>
+            </w:r>
+            <w:proofErr w:type="spellStart"/>
+            <w:r>
+              <w:t>LightGBM</w:t>
+            </w:r>
+            <w:proofErr w:type="spellEnd"/>
+          </w:p>
+        </w:tc>
+        <w:tc>
+          <w:tcPr>
+            <w:tcW w:w="0" w:type="auto"/>
+          </w:tcPr>
+          <w:p>
+            <w:r>
+              <w:t xml:space="preserve">Max depth, learning rate, </w:t>
+            </w:r>
+            <w:proofErr w:type="spellStart"/>
+            <w:r>
+              <w:t>n_estimators</w:t>
+            </w:r>
+            <w:proofErr w:type="spellEnd"/>
+            <w:r>
+              <w:t xml:space="preserve">, class weight / </w:t>
+            </w:r>
+            <w:proofErr w:type="spellStart"/>
+            <w:r>
+              <w:t>scale_pos_weight</w:t>
+            </w:r>
+            <w:proofErr w:type="spellEnd"/>
+          </w:p>
+        </w:tc>
+        <w:tc>
+          <w:tcPr>
+            <w:tcW w:w="0" w:type="auto"/>
+          </w:tcPr>
+          <w:p>
+            <w:r>
+              <w:t>AUC-ROC, F1, precision/recall, Brier score, calibration curve</w:t>
+            </w:r>
+          </w:p>
+        </w:tc>
+      </w:tr>
+      <w:tr>
+        <w:tc>
+          <w:tcPr>
+            <w:tcW w:w="0" w:type="auto"/>
+          </w:tcPr>
+          <w:p>
+            <w:r>
+              <w:t>Delay-duration regression (minutes)</w:t>
+            </w:r>
+          </w:p>
+        </w:tc>
+        <w:tc>
+          <w:tcPr>
+            <w:tcW w:w="0" w:type="auto"/>
+          </w:tcPr>
+          <w:p>
+            <w:proofErr w:type="spellStart"/>
+            <w:r>
+              <w:t>XGBoost</w:t>
+            </w:r>
+            <w:proofErr w:type="spellEnd"/>
+            <w:r>
+              <w:t xml:space="preserve"> Regressor, </w:t>
+            </w:r>
+            <w:proofErr w:type="spellStart"/>
+            <w:r>
+              <w:t>LightGBM</w:t>
+            </w:r>
+            <w:proofErr w:type="spellEnd"/>
+            <w:r>
+              <w:t xml:space="preserve"> Regressor</w:t>
+            </w:r>
+          </w:p>
+        </w:tc>
+        <w:tc>
+          <w:tcPr>
+            <w:tcW w:w="0" w:type="auto"/>
+          </w:tcPr>
+          <w:p>
+            <w:r>
+              <w:t xml:space="preserve">Max depth, learning rate, </w:t>
+            </w:r>
+            <w:proofErr w:type="spellStart"/>
+            <w:r>
+              <w:t>n_estimators</w:t>
+            </w:r>
+            <w:proofErr w:type="spellEnd"/>
+            <w:r>
+              <w:t>, objective function</w:t>
+            </w:r>
+          </w:p>
+        </w:tc>
+        <w:tc>
+          <w:tcPr>
+            <w:tcW w:w="0" w:type="auto"/>
+          </w:tcPr>
+          <w:p>
+            <w:r>
+              <w:t>MAE, RMSE, R²</w:t>
+            </w:r>
+          </w:p>
+        </w:tc>
+      </w:tr>
+      <w:tr>
+        <w:tc>
+          <w:tcPr>
+            <w:tcW w:w="0" w:type="auto"/>
+          </w:tcPr>
+          <w:p>
+            <w:r>
+              <w:t>Fairness check (per Mehrabi et al., 2021)</w:t>
+            </w:r>
+          </w:p>
+        </w:tc>
+        <w:tc>
+          <w:tcPr>
+            <w:tcW w:w="0" w:type="auto"/>
+          </w:tcPr>
+          <w:p>
+            <w:r>
+              <w:t>Same trained models, sliced by group</w:t>
+            </w:r>
+          </w:p>
+        </w:tc>
+        <w:tc>
+          <w:tcPr>
+            <w:tcW w:w="0" w:type="auto"/>
+          </w:tcPr>
+          <w:p>
+            <w:r>
+              <w:t>Grouping variables: carrier type, hub classification, route geography</w:t>
+            </w:r>
+          </w:p>
+        </w:tc>
+        <w:tc>
+          <w:tcPr>
+            <w:tcW w:w="0" w:type="auto"/>
+          </w:tcPr>
+          <w:p>
+            <w:proofErr w:type="spellStart"/>
+            <w:r>
+              <w:t>Equalised</w:t>
+            </w:r>
+            <w:proofErr w:type="spellEnd"/>
+            <w:r>
+              <w:t>-odds gap, demographic parity gap, per-group AUC/F1</w:t>
+            </w:r>
+          </w:p>
+        </w:tc>
+      </w:tr>
+    </w:tbl>
     <w:p/>
     <w:sectPr>
       <w:pgSz w:w="11906" w:h="16838"/>
